--- a/tests/corpus_v2/docs/loan_0008.docx
+++ b/tests/corpus_v2/docs/loan_0008.docx
@@ -661,7 +661,7 @@
     <w:p>
       <w:r>
         <w:pict>
-          <v:shape id="tb2411" type="#_x0000_t202" style="position:absolute;margin-left:0;margin-top:0;width:400pt;height:40pt">
+          <v:shape id="tb3686" type="#_x0000_t202" style="position:absolute;margin-left:0;margin-top:0;width:400pt;height:40pt">
             <v:textbox>
               <w:txbxContent>
                 <w:p>

--- a/tests/corpus_v2/docs/loan_0008.docx
+++ b/tests/corpus_v2/docs/loan_0008.docx
@@ -18,19 +18,25 @@
         <w:rPr>
           <w:b/>
         </w:rPr>
-        <w:t xml:space="preserve">№ 128/2024-К</w:t>
-      </w:r>
-    </w:p>
-    <w:p/>
-    <w:p>
-      <w:r>
-        <w:t xml:space="preserve">г. Красногорск</w:t>
+        <w:t xml:space="preserve">№ </w:t>
+      </w:r>
+      <w:r>
+        <w:rPr>
+          <w:b/>
+        </w:rPr>
+        <w:t xml:space="preserve">8/22</w:t>
+      </w:r>
+    </w:p>
+    <w:p/>
+    <w:p>
+      <w:r>
+        <w:t xml:space="preserve">г. Воронеж</w:t>
       </w:r>
       <w:r>
         <w:t xml:space="preserve">     </w:t>
       </w:r>
       <w:r>
-        <w:t xml:space="preserve">«18» сентября 2024 г.</w:t>
+        <w:t xml:space="preserve">«15» сентября 2025 г.</w:t>
       </w:r>
     </w:p>
     <w:p/>
@@ -69,10 +75,10 @@
         <w:t xml:space="preserve">, именуемый в дальнейшем «Заёмщик», действующий на основании свидетельства о государственной регистрации</w:t>
       </w:r>
       <w:r>
-        <w:t xml:space="preserve">, с другой стороны, совместно именуемые «Стороны», заключили настоящий </w:t>
-      </w:r>
-      <w:r>
-        <w:t xml:space="preserve">Договор № 59/2025-Д</w:t>
+        <w:t xml:space="preserve">, с другой стороны, совместно именуемые «Стороны», заключили настоящий Договор № </w:t>
+      </w:r>
+      <w:r>
+        <w:t xml:space="preserve">63447/818-сс</w:t>
       </w:r>
       <w:r>
         <w:t xml:space="preserve"> (далее — Договор) о нижеследующем:</w:t>
@@ -103,7 +109,10 @@
         <w:t xml:space="preserve">Сумма займа: </w:t>
       </w:r>
       <w:r>
-        <w:t xml:space="preserve">1 000 руб.</w:t>
+        <w:t xml:space="preserve">Три миллиона сто девяносто тысяч рублей 50 копеек</w:t>
+      </w:r>
+      <w:r>
+        <w:t xml:space="preserve">, НДС не облагается</w:t>
       </w:r>
       <w:r>
         <w:t xml:space="preserve">. Заём считается возвращённым в момент зачисления денежных средств на счёт Займодавца.</w:t>
@@ -117,7 +126,7 @@
         <w:t xml:space="preserve">Ставка за пользование займом: </w:t>
       </w:r>
       <w:r>
-        <w:t xml:space="preserve">1/130 ключевой ставки ЦБ РФ</w:t>
+        <w:t xml:space="preserve">20 (двадцать) процентов годовых</w:t>
       </w:r>
       <w:r>
         <w:t xml:space="preserve">.</w:t>
@@ -151,7 +160,13 @@
         <w:t xml:space="preserve">2.1. Общая цена Договора: </w:t>
       </w:r>
       <w:r>
-        <w:t xml:space="preserve">100 000 рублей</w:t>
+        <w:t xml:space="preserve">не менее 16 000 (Шестнадцати тысяч) ₽</w:t>
+      </w:r>
+      <w:r>
+        <w:t xml:space="preserve">, в т.ч. НДС </w:t>
+      </w:r>
+      <w:r>
+        <w:t xml:space="preserve">18%</w:t>
       </w:r>
       <w:r>
         <w:t xml:space="preserve">.</w:t>
@@ -162,7 +177,13 @@
         <w:t xml:space="preserve">2.2. Налог: </w:t>
       </w:r>
       <w:r>
-        <w:t xml:space="preserve">НДС 22%</w:t>
+        <w:t xml:space="preserve">1/130 ключевой ставки ЦБ РФ от цены Договора</w:t>
+      </w:r>
+      <w:r>
+        <w:t xml:space="preserve">, но не более </w:t>
+      </w:r>
+      <w:r>
+        <w:t xml:space="preserve">18% от цены Договора</w:t>
       </w:r>
       <w:r>
         <w:t xml:space="preserve">.</w:t>
@@ -173,7 +194,7 @@
         <w:t xml:space="preserve">2.3. Срок оплаты — </w:t>
       </w:r>
       <w:r>
-        <w:t xml:space="preserve">7 рабочих дней</w:t>
+        <w:t xml:space="preserve">в течение 3 банковских дней с момента поступления денежных средств на расчетный счет</w:t>
       </w:r>
       <w:r>
         <w:t xml:space="preserve">.</w:t>
@@ -184,7 +205,7 @@
         <w:t xml:space="preserve">2.4. Порядок выборки: </w:t>
       </w:r>
       <w:r>
-        <w:t xml:space="preserve">период выборки траншей</w:t>
+        <w:t xml:space="preserve">первый транш</w:t>
       </w:r>
       <w:r>
         <w:t xml:space="preserve"> определяется приложением к Договору.</w:t>
@@ -204,7 +225,7 @@
         <w:t xml:space="preserve">, артикул </w:t>
       </w:r>
       <w:r>
-        <w:t xml:space="preserve">RM-1435-44</w:t>
+        <w:t xml:space="preserve">RM-6126-94</w:t>
       </w:r>
       <w:r>
         <w:t xml:space="preserve">, код </w:t>
@@ -264,16 +285,10 @@
         <w:t xml:space="preserve">. Цена — </w:t>
       </w:r>
       <w:r>
-        <w:t xml:space="preserve">включая НДС </w:t>
-      </w:r>
-      <w:r>
-        <w:t xml:space="preserve">22%</w:t>
-      </w:r>
-      <w:r>
-        <w:t xml:space="preserve"> в размере </w:t>
-      </w:r>
-      <w:r>
-        <w:t xml:space="preserve">53 260 (Пятьдесят три тысячи двести шестьдесят) рублей</w:t>
+        <w:t xml:space="preserve">327000 (триста двадцать семь тысяч) руб. 0 коп.</w:t>
+      </w:r>
+      <w:r>
+        <w:t xml:space="preserve">, в том числе НДС</w:t>
       </w:r>
       <w:r>
         <w:t xml:space="preserve">.</w:t>
@@ -293,7 +308,7 @@
         <w:t xml:space="preserve">3.1. Место исполнения обязательств: </w:t>
       </w:r>
       <w:r>
-        <w:t xml:space="preserve">394000, Свердловская обл., г. Воронеж, ул. Тверская, вл. 30, стр. 4, пом. VII</w:t>
+        <w:t xml:space="preserve">620014, Московская обл., г. Екатеринбург, наб. Мира, вл. 71, стр. 2, пом. VII</w:t>
       </w:r>
       <w:r>
         <w:t xml:space="preserve">.</w:t>
@@ -310,7 +325,7 @@
         <w:t xml:space="preserve"> по телефону </w:t>
       </w:r>
       <w:r>
-        <w:t xml:space="preserve">+7 (843) 697-99-80</w:t>
+        <w:t xml:space="preserve">+7 (843) 966-61-68</w:t>
       </w:r>
       <w:r>
         <w:t xml:space="preserve">.</w:t>
@@ -321,71 +336,71 @@
         <w:t xml:space="preserve">3.3. Срок исполнения обязательств — </w:t>
       </w:r>
       <w:r>
+        <w:t xml:space="preserve">в течение 60 (Шестидесяти) календарных дней с момента заключения контракта</w:t>
+      </w:r>
+      <w:r>
+        <w:t xml:space="preserve">.</w:t>
+      </w:r>
+    </w:p>
+    <w:p/>
+    <w:p>
+      <w:r>
+        <w:rPr>
+          <w:b/>
+        </w:rPr>
+        <w:t xml:space="preserve">4. ПРОЧИЕ УСЛОВИЯ</w:t>
+      </w:r>
+    </w:p>
+    <w:p>
+      <w:r>
+        <w:t xml:space="preserve">4.1. </w:t>
+      </w:r>
+      <w:r>
+        <w:t xml:space="preserve">Стороны несут ответственность за неисполнение или ненадлежащее исполнение обязательств в соответствии с законодательством Российской Федерации.</w:t>
+      </w:r>
+    </w:p>
+    <w:p>
+      <w:r>
+        <w:t xml:space="preserve">4.2. </w:t>
+      </w:r>
+      <w:r>
+        <w:t xml:space="preserve">Размер неустойки за нарушение сроков оплаты: </w:t>
+      </w:r>
+      <w:r>
+        <w:t xml:space="preserve">1/150 ключевой ставки ЦБ РФ от общей суммы счета</w:t>
+      </w:r>
+      <w:r>
+        <w:t xml:space="preserve">. Предельный размер ответственности: </w:t>
+      </w:r>
+      <w:r>
+        <w:t xml:space="preserve">0,01 (одной сотой) процента от стоимости неоплаченных работ</w:t>
+      </w:r>
+      <w:r>
+        <w:t xml:space="preserve">.</w:t>
+      </w:r>
+    </w:p>
+    <w:p>
+      <w:r>
+        <w:t xml:space="preserve">4.3. </w:t>
+      </w:r>
+      <w:r>
+        <w:t xml:space="preserve">Стороны освобождаются от ответственности при наступлении обстоятельств непреодолимой силы, если они прямо повлияли на исполнение обязательств.</w:t>
+      </w:r>
+    </w:p>
+    <w:p>
+      <w:r>
+        <w:t xml:space="preserve">4.4. </w:t>
+      </w:r>
+      <w:r>
+        <w:t xml:space="preserve">Сторона, для которой создалась невозможность исполнения, обязана уведомить другую Сторону. Срок уведомления — </w:t>
+      </w:r>
+      <w:r>
         <w:t xml:space="preserve">не позднее 05.10.2025</w:t>
       </w:r>
       <w:r>
         <w:t xml:space="preserve">.</w:t>
       </w:r>
     </w:p>
-    <w:p/>
-    <w:p>
-      <w:r>
-        <w:rPr>
-          <w:b/>
-        </w:rPr>
-        <w:t xml:space="preserve">4. ПРОЧИЕ УСЛОВИЯ</w:t>
-      </w:r>
-    </w:p>
-    <w:p>
-      <w:r>
-        <w:t xml:space="preserve">4.1. </w:t>
-      </w:r>
-      <w:r>
-        <w:t xml:space="preserve">Стороны несут ответственность за неисполнение или ненадлежащее исполнение обязательств в соответствии с законодательством Российской Федерации.</w:t>
-      </w:r>
-    </w:p>
-    <w:p>
-      <w:r>
-        <w:t xml:space="preserve">4.2. </w:t>
-      </w:r>
-      <w:r>
-        <w:t xml:space="preserve">Размер неустойки за нарушение сроков оплаты: </w:t>
-      </w:r>
-      <w:r>
-        <w:t xml:space="preserve">7 (семь) процентов</w:t>
-      </w:r>
-      <w:r>
-        <w:t xml:space="preserve">. Предельный размер ответственности: </w:t>
-      </w:r>
-      <w:r>
-        <w:t xml:space="preserve">0,5 (пяти десятых) % от цены Договора</w:t>
-      </w:r>
-      <w:r>
-        <w:t xml:space="preserve">.</w:t>
-      </w:r>
-    </w:p>
-    <w:p>
-      <w:r>
-        <w:t xml:space="preserve">4.3. </w:t>
-      </w:r>
-      <w:r>
-        <w:t xml:space="preserve">Стороны освобождаются от ответственности при наступлении обстоятельств непреодолимой силы, если они прямо повлияли на исполнение обязательств.</w:t>
-      </w:r>
-    </w:p>
-    <w:p>
-      <w:r>
-        <w:t xml:space="preserve">4.4. </w:t>
-      </w:r>
-      <w:r>
-        <w:t xml:space="preserve">Сторона, для которой создалась невозможность исполнения, обязана уведомить другую Сторону. Срок уведомления — </w:t>
-      </w:r>
-      <w:r>
-        <w:t xml:space="preserve">не более 12 месяцев с момента заключения кредитного договора</w:t>
-      </w:r>
-      <w:r>
-        <w:t xml:space="preserve">.</w:t>
-      </w:r>
-    </w:p>
     <w:p>
       <w:r>
         <w:t xml:space="preserve">4.5. </w:t>
@@ -394,7 +409,7 @@
         <w:t xml:space="preserve">Все споры и разногласия решаются путём переговоров. Претензионный порядок обязателен, срок ответа на претензию — </w:t>
       </w:r>
       <w:r>
-        <w:t xml:space="preserve">в течение 5 банковских дней с даты подписания Сторонами акта сдачи-приемки оказанных услуг</w:t>
+        <w:t xml:space="preserve">в течение 12 месяцев с даты подписания Сторонами акта сдачи-приемки оказанных услуг</w:t>
       </w:r>
       <w:r>
         <w:t xml:space="preserve">.</w:t>
@@ -415,7 +430,7 @@
         <w:t xml:space="preserve">Дополнительный телефон: </w:t>
       </w:r>
       <w:r>
-        <w:t xml:space="preserve">+7 ‍(812) 509-36⁠-99</w:t>
+        <w:t xml:space="preserve">+7 (⁠495) 653- 38-44</w:t>
       </w:r>
     </w:p>
     <w:p>
@@ -423,7 +438,7 @@
         <w:t xml:space="preserve">Контактное лицо: </w:t>
       </w:r>
       <w:r>
-        <w:t xml:space="preserve">В­оробьёв  Роман Павлович</w:t>
+        <w:t xml:space="preserve">Воробьёв⁠ Роман  Павлович</w:t>
       </w:r>
     </w:p>
     <w:p>
@@ -444,6 +459,72 @@
         <w:t xml:space="preserve">408028103</w:t>
         <w:br/>
         <w:t xml:space="preserve">40521156801</w:t>
+      </w:r>
+    </w:p>
+    <w:p/>
+    <w:p/>
+    <w:p>
+      <w:r>
+        <w:rPr>
+          <w:b/>
+        </w:rPr>
+        <w:t xml:space="preserve">9. КОНТРОЛЬНЫЕ ВЕЛИЧИНЫ</w:t>
+      </w:r>
+    </w:p>
+    <w:p>
+      <w:r>
+        <w:t xml:space="preserve">9.1. Контрольная запись: </w:t>
+      </w:r>
+      <w:r>
+        <w:rPr>
+          <w:b/>
+        </w:rPr>
+        <w:t xml:space="preserve">1/3</w:t>
+      </w:r>
+      <w:r>
+        <w:t xml:space="preserve">00 ключевой ставки ЦБ РФ от цены Договора</w:t>
+      </w:r>
+      <w:r>
+        <w:t xml:space="preserve">.</w:t>
+      </w:r>
+    </w:p>
+    <w:p>
+      <w:r>
+        <w:t xml:space="preserve">9.2. Контрольная запись: </w:t>
+      </w:r>
+      <w:r>
+        <w:rPr>
+          <w:b/>
+        </w:rPr>
+        <w:t xml:space="preserve">не позднее 19.04.20</w:t>
+      </w:r>
+      <w:r>
+        <w:t xml:space="preserve">26</w:t>
+      </w:r>
+      <w:r>
+        <w:t xml:space="preserve">.</w:t>
+      </w:r>
+    </w:p>
+    <w:p>
+      <w:r>
+        <w:t xml:space="preserve">9.3. Контрольная запись: </w:t>
+      </w:r>
+      <w:r>
+        <w:t xml:space="preserve">55/2024-А</w:t>
+      </w:r>
+      <w:r>
+        <w:t xml:space="preserve">.</w:t>
+      </w:r>
+    </w:p>
+    <w:p>
+      <w:r>
+        <w:t xml:space="preserve">9.4. Контрольная запись: </w:t>
+      </w:r>
+      <w:r>
+        <w:t xml:space="preserve">3 990 000,98 (Три миллиона девя тьсот девяносто тысяч­) RUB</w:t>
+      </w:r>
+      <w:r>
+        <w:t xml:space="preserve">.</w:t>
       </w:r>
     </w:p>
     <w:p/>
@@ -495,7 +576,15 @@
               <w:t xml:space="preserve">Юридический адрес: </w:t>
             </w:r>
             <w:r>
-              <w:t xml:space="preserve">620014, Краснодарский край, г. Екатеринбург, просп. Строителей, вл. 49, стр. 4, пом. VII</w:t>
+              <w:t xml:space="preserve">344002, Республика Татарстан, г. Ростов-на-Дону, пер. Тверская, вл. 60, стр. 5, пом. VII</w:t>
+            </w:r>
+          </w:p>
+          <w:p>
+            <w:r>
+              <w:t xml:space="preserve">Почтовый адрес: </w:t>
+            </w:r>
+            <w:r>
+              <w:t xml:space="preserve">170100, Ленинградская обл., г. Тверь, ул. Баумана, вл. 77, стр. 1, пом. VII</w:t>
             </w:r>
           </w:p>
           <w:p>
@@ -550,7 +639,7 @@
               <w:t xml:space="preserve">Тел.: </w:t>
             </w:r>
             <w:r>
-              <w:t xml:space="preserve">+7 (843) 930-37-82</w:t>
+              <w:t xml:space="preserve">+7 (383) 763-47-81</w:t>
             </w:r>
           </w:p>
           <w:p>
@@ -558,7 +647,7 @@
               <w:t xml:space="preserve">E-mail: </w:t>
             </w:r>
             <w:r>
-              <w:t xml:space="preserve">pavlov@list.ru</w:t>
+              <w:t xml:space="preserve">pavlov@yandex.ru</w:t>
             </w:r>
           </w:p>
           <w:p/>
@@ -596,7 +685,7 @@
               <w:t xml:space="preserve">Адрес регистрации: </w:t>
             </w:r>
             <w:r>
-              <w:t xml:space="preserve">603000, Республика Татарстан, г. Нижний Новгород, проезд Победы, вл. 60, стр. 5, пом. VII</w:t>
+              <w:t xml:space="preserve">394000, Новосибирская обл., г. Воронеж, наб. Полевая, вл. 27, стр. 2, пом. VII</w:t>
             </w:r>
           </w:p>
           <w:p>
@@ -635,7 +724,7 @@
               <w:t xml:space="preserve">Тел.: </w:t>
             </w:r>
             <w:r>
-              <w:t xml:space="preserve">+7 (843) 699-96-19</w:t>
+              <w:t xml:space="preserve">+7 (812) 103-86-77</w:t>
             </w:r>
           </w:p>
           <w:p>
@@ -643,7 +732,7 @@
               <w:t xml:space="preserve">E-mail: </w:t>
             </w:r>
             <w:r>
-              <w:t xml:space="preserve">vorobev@yandex.ru</w:t>
+              <w:t xml:space="preserve">vorobev@romashka.ru</w:t>
             </w:r>
           </w:p>
           <w:p/>
@@ -661,7 +750,7 @@
     <w:p>
       <w:r>
         <w:pict>
-          <v:shape id="tb3686" type="#_x0000_t202" style="position:absolute;margin-left:0;margin-top:0;width:400pt;height:40pt">
+          <v:shape id="tb5879" type="#_x0000_t202" style="position:absolute;margin-left:0;margin-top:0;width:400pt;height:40pt">
             <v:textbox>
               <w:txbxContent>
                 <w:p>
@@ -669,13 +758,13 @@
                     <w:t xml:space="preserve">ВНИМАНИЕ! Бухгалтерия: </w:t>
                   </w:r>
                   <w:r>
-                    <w:t xml:space="preserve">Иванов Олег Дмитриевич</w:t>
+                    <w:t xml:space="preserve">Ершова Анна Сергеевна</w:t>
                   </w:r>
                   <w:r>
                     <w:t xml:space="preserve">, </w:t>
                   </w:r>
                   <w:r>
-                    <w:t xml:space="preserve">+7 (495) 676-92-47 доб. 822</w:t>
+                    <w:t xml:space="preserve">+7 (499) 166-86-84 доб. 924</w:t>
                   </w:r>
                 </w:p>
               </w:txbxContent>

--- a/tests/corpus_v2/docs/loan_0008.docx
+++ b/tests/corpus_v2/docs/loan_0008.docx
@@ -750,7 +750,7 @@
     <w:p>
       <w:r>
         <w:pict>
-          <v:shape id="tb5879" type="#_x0000_t202" style="position:absolute;margin-left:0;margin-top:0;width:400pt;height:40pt">
+          <v:shape id="tb6105" type="#_x0000_t202" style="position:absolute;margin-left:0;margin-top:0;width:400pt;height:40pt">
             <v:textbox>
               <w:txbxContent>
                 <w:p>

--- a/tests/corpus_v2/docs/loan_0008.docx
+++ b/tests/corpus_v2/docs/loan_0008.docx
@@ -510,7 +510,13 @@
         <w:t xml:space="preserve">9.3. Контрольная запись: </w:t>
       </w:r>
       <w:r>
-        <w:t xml:space="preserve">55/2024-А</w:t>
+        <w:rPr>
+          <w:b/>
+        </w:rPr>
+        <w:t xml:space="preserve">55/20</w:t>
+      </w:r>
+      <w:r>
+        <w:t xml:space="preserve">24-А</w:t>
       </w:r>
       <w:r>
         <w:t xml:space="preserve">.</w:t>

--- a/tests/corpus_v2/docs/loan_0008.docx
+++ b/tests/corpus_v2/docs/loan_0008.docx
@@ -24,19 +24,19 @@
         <w:rPr>
           <w:b/>
         </w:rPr>
-        <w:t xml:space="preserve">8/22</w:t>
-      </w:r>
-    </w:p>
-    <w:p/>
-    <w:p>
-      <w:r>
-        <w:t xml:space="preserve">г. Воронеж</w:t>
+        <w:t xml:space="preserve">64Ф-50671/24-821Д</w:t>
+      </w:r>
+    </w:p>
+    <w:p/>
+    <w:p>
+      <w:r>
+        <w:t xml:space="preserve">г. Нижний Новгород</w:t>
       </w:r>
       <w:r>
         <w:t xml:space="preserve">     </w:t>
       </w:r>
       <w:r>
-        <w:t xml:space="preserve">«15» сентября 2025 г.</w:t>
+        <w:t xml:space="preserve">«19» июля 2024 г.</w:t>
       </w:r>
     </w:p>
     <w:p/>
@@ -63,7 +63,7 @@
         <w:t xml:space="preserve">ИП </w:t>
       </w:r>
       <w:r>
-        <w:t xml:space="preserve">Воробьёв Роман Павлович</w:t>
+        <w:t xml:space="preserve">Воробьёв Р. П.</w:t>
       </w:r>
       <w:r>
         <w:t xml:space="preserve">, ИНН </w:t>
@@ -78,7 +78,7 @@
         <w:t xml:space="preserve">, с другой стороны, совместно именуемые «Стороны», заключили настоящий Договор № </w:t>
       </w:r>
       <w:r>
-        <w:t xml:space="preserve">63447/818-сс</w:t>
+        <w:t xml:space="preserve">86675/639-сс</w:t>
       </w:r>
       <w:r>
         <w:t xml:space="preserve"> (далее — Договор) о нижеследующем:</w:t>
@@ -109,7 +109,7 @@
         <w:t xml:space="preserve">Сумма займа: </w:t>
       </w:r>
       <w:r>
-        <w:t xml:space="preserve">Три миллиона сто девяносто тысяч рублей 50 копеек</w:t>
+        <w:t xml:space="preserve">Шестнадцать тысяч рублей 50 копеек</w:t>
       </w:r>
       <w:r>
         <w:t xml:space="preserve">, НДС не облагается</w:t>
@@ -126,7 +126,7 @@
         <w:t xml:space="preserve">Ставка за пользование займом: </w:t>
       </w:r>
       <w:r>
-        <w:t xml:space="preserve">20 (двадцать) процентов годовых</w:t>
+        <w:t xml:space="preserve">5 (пять) процентов годовых</w:t>
       </w:r>
       <w:r>
         <w:t xml:space="preserve">.</w:t>
@@ -160,7 +160,7 @@
         <w:t xml:space="preserve">2.1. Общая цена Договора: </w:t>
       </w:r>
       <w:r>
-        <w:t xml:space="preserve">не менее 16 000 (Шестнадцати тысяч) ₽</w:t>
+        <w:t xml:space="preserve">не менее 99 700 000 (Девяноста девяти миллионов семисот тысяч) ₽</w:t>
       </w:r>
       <w:r>
         <w:t xml:space="preserve">, в т.ч. НДС </w:t>
@@ -183,7 +183,7 @@
         <w:t xml:space="preserve">, но не более </w:t>
       </w:r>
       <w:r>
-        <w:t xml:space="preserve">18% от цены Договора</w:t>
+        <w:t xml:space="preserve">12% от цены Договора</w:t>
       </w:r>
       <w:r>
         <w:t xml:space="preserve">.</w:t>
@@ -194,7 +194,7 @@
         <w:t xml:space="preserve">2.3. Срок оплаты — </w:t>
       </w:r>
       <w:r>
-        <w:t xml:space="preserve">в течение 3 банковских дней с момента поступления денежных средств на расчетный счет</w:t>
+        <w:t xml:space="preserve">в течение 14 банковских дней с момента поступления денежных средств на расчетный счет</w:t>
       </w:r>
       <w:r>
         <w:t xml:space="preserve">.</w:t>
@@ -225,7 +225,7 @@
         <w:t xml:space="preserve">, артикул </w:t>
       </w:r>
       <w:r>
-        <w:t xml:space="preserve">RM-6126-94</w:t>
+        <w:t xml:space="preserve">RM-1435-44</w:t>
       </w:r>
       <w:r>
         <w:t xml:space="preserve">, код </w:t>
@@ -285,7 +285,7 @@
         <w:t xml:space="preserve">. Цена — </w:t>
       </w:r>
       <w:r>
-        <w:t xml:space="preserve">327000 (триста двадцать семь тысяч) руб. 0 коп.</w:t>
+        <w:t xml:space="preserve">5030000 (пять миллионов тридцать тысяч) руб. 0 коп.</w:t>
       </w:r>
       <w:r>
         <w:t xml:space="preserve">, в том числе НДС</w:t>
@@ -308,7 +308,7 @@
         <w:t xml:space="preserve">3.1. Место исполнения обязательств: </w:t>
       </w:r>
       <w:r>
-        <w:t xml:space="preserve">620014, Московская обл., г. Екатеринбург, наб. Мира, вл. 71, стр. 2, пом. VII</w:t>
+        <w:t xml:space="preserve">420111, Свердловская обл., г. Казань, проезд Строителей, вл. 52, стр. 5, пом. VII</w:t>
       </w:r>
       <w:r>
         <w:t xml:space="preserve">.</w:t>
@@ -325,7 +325,7 @@
         <w:t xml:space="preserve"> по телефону </w:t>
       </w:r>
       <w:r>
-        <w:t xml:space="preserve">+7 (843) 966-61-68</w:t>
+        <w:t xml:space="preserve">+7 (846) 666-29-89</w:t>
       </w:r>
       <w:r>
         <w:t xml:space="preserve">.</w:t>
@@ -336,7 +336,7 @@
         <w:t xml:space="preserve">3.3. Срок исполнения обязательств — </w:t>
       </w:r>
       <w:r>
-        <w:t xml:space="preserve">в течение 60 (Шестидесяти) календарных дней с момента заключения контракта</w:t>
+        <w:t xml:space="preserve">в течение 3 (Трёх) календарных дней с момента заключения контракта</w:t>
       </w:r>
       <w:r>
         <w:t xml:space="preserve">.</w:t>
@@ -395,7 +395,7 @@
         <w:t xml:space="preserve">Сторона, для которой создалась невозможность исполнения, обязана уведомить другую Сторону. Срок уведомления — </w:t>
       </w:r>
       <w:r>
-        <w:t xml:space="preserve">не позднее 05.10.2025</w:t>
+        <w:t xml:space="preserve">не позднее 07.06.2025</w:t>
       </w:r>
       <w:r>
         <w:t xml:space="preserve">.</w:t>
@@ -409,7 +409,7 @@
         <w:t xml:space="preserve">Все споры и разногласия решаются путём переговоров. Претензионный порядок обязателен, срок ответа на претензию — </w:t>
       </w:r>
       <w:r>
-        <w:t xml:space="preserve">в течение 12 месяцев с даты подписания Сторонами акта сдачи-приемки оказанных услуг</w:t>
+        <w:t xml:space="preserve">в течение 6 месяцев с даты подписания Сторонами акта сдачи-приемки оказанных услуг</w:t>
       </w:r>
       <w:r>
         <w:t xml:space="preserve">.</w:t>
@@ -430,7 +430,7 @@
         <w:t xml:space="preserve">Дополнительный телефон: </w:t>
       </w:r>
       <w:r>
-        <w:t xml:space="preserve">+7 (⁠495) 653- 38-44</w:t>
+        <w:t xml:space="preserve">+7 ‍(812) 509-36⁠-99</w:t>
       </w:r>
     </w:p>
     <w:p>
@@ -438,7 +438,7 @@
         <w:t xml:space="preserve">Контактное лицо: </w:t>
       </w:r>
       <w:r>
-        <w:t xml:space="preserve">Воробьёв⁠ Роман  Павлович</w:t>
+        <w:t xml:space="preserve">В­оробьёв  Роман Павлович</w:t>
       </w:r>
     </w:p>
     <w:p>
@@ -496,7 +496,7 @@
         <w:rPr>
           <w:b/>
         </w:rPr>
-        <w:t xml:space="preserve">не позднее 19.04.20</w:t>
+        <w:t xml:space="preserve">не позднее 16.07.20</w:t>
       </w:r>
       <w:r>
         <w:t xml:space="preserve">26</w:t>
@@ -513,10 +513,10 @@
         <w:rPr>
           <w:b/>
         </w:rPr>
-        <w:t xml:space="preserve">55/20</w:t>
-      </w:r>
-      <w:r>
-        <w:t xml:space="preserve">24-А</w:t>
+        <w:t xml:space="preserve">18/20</w:t>
+      </w:r>
+      <w:r>
+        <w:t xml:space="preserve">24-К</w:t>
       </w:r>
       <w:r>
         <w:t xml:space="preserve">.</w:t>
@@ -527,7 +527,7 @@
         <w:t xml:space="preserve">9.4. Контрольная запись: </w:t>
       </w:r>
       <w:r>
-        <w:t xml:space="preserve">3 990 000,98 (Три миллиона девя тьсот девяносто тысяч­) RUB</w:t>
+        <w:t xml:space="preserve">8 000 000,27 (Восемь ­миллионов) ​RUB</w:t>
       </w:r>
       <w:r>
         <w:t xml:space="preserve">.</w:t>
@@ -582,7 +582,7 @@
               <w:t xml:space="preserve">Юридический адрес: </w:t>
             </w:r>
             <w:r>
-              <w:t xml:space="preserve">344002, Республика Татарстан, г. Ростов-на-Дону, пер. Тверская, вл. 60, стр. 5, пом. VII</w:t>
+              <w:t xml:space="preserve">614000, Республика Татарстан, г. Пермь, бул. Тверская, вл. 75, стр. 1, пом. VII</w:t>
             </w:r>
           </w:p>
           <w:p>
@@ -590,7 +590,7 @@
               <w:t xml:space="preserve">Почтовый адрес: </w:t>
             </w:r>
             <w:r>
-              <w:t xml:space="preserve">170100, Ленинградская обл., г. Тверь, ул. Баумана, вл. 77, стр. 1, пом. VII</w:t>
+              <w:t xml:space="preserve">101000, Новосибирская обл., г. Москва, пер. Кутузовский, вл. 5, стр. 3, пом. VII</w:t>
             </w:r>
           </w:p>
           <w:p>
@@ -645,7 +645,7 @@
               <w:t xml:space="preserve">Тел.: </w:t>
             </w:r>
             <w:r>
-              <w:t xml:space="preserve">+7 (383) 763-47-81</w:t>
+              <w:t xml:space="preserve">+7 (846) 871-81-26</w:t>
             </w:r>
           </w:p>
           <w:p>
@@ -653,7 +653,7 @@
               <w:t xml:space="preserve">E-mail: </w:t>
             </w:r>
             <w:r>
-              <w:t xml:space="preserve">pavlov@yandex.ru</w:t>
+              <w:t xml:space="preserve">pavlov@romashka.ru</w:t>
             </w:r>
           </w:p>
           <w:p/>
@@ -691,7 +691,7 @@
               <w:t xml:space="preserve">Адрес регистрации: </w:t>
             </w:r>
             <w:r>
-              <w:t xml:space="preserve">394000, Новосибирская обл., г. Воронеж, наб. Полевая, вл. 27, стр. 2, пом. VII</w:t>
+              <w:t xml:space="preserve">443010, Московская обл., г. Самара, проезд Ленинградская, вл. 37, стр. 5, пом. VII</w:t>
             </w:r>
           </w:p>
           <w:p>
@@ -730,7 +730,7 @@
               <w:t xml:space="preserve">Тел.: </w:t>
             </w:r>
             <w:r>
-              <w:t xml:space="preserve">+7 (812) 103-86-77</w:t>
+              <w:t xml:space="preserve">+7 (383) 680-12-61</w:t>
             </w:r>
           </w:p>
           <w:p>
@@ -738,7 +738,7 @@
               <w:t xml:space="preserve">E-mail: </w:t>
             </w:r>
             <w:r>
-              <w:t xml:space="preserve">vorobev@romashka.ru</w:t>
+              <w:t xml:space="preserve">vorobev@inbox.ru</w:t>
             </w:r>
           </w:p>
           <w:p/>
@@ -756,7 +756,7 @@
     <w:p>
       <w:r>
         <w:pict>
-          <v:shape id="tb6105" type="#_x0000_t202" style="position:absolute;margin-left:0;margin-top:0;width:400pt;height:40pt">
+          <v:shape id="tb2981" type="#_x0000_t202" style="position:absolute;margin-left:0;margin-top:0;width:400pt;height:40pt">
             <v:textbox>
               <w:txbxContent>
                 <w:p>
@@ -764,13 +764,13 @@
                     <w:t xml:space="preserve">ВНИМАНИЕ! Бухгалтерия: </w:t>
                   </w:r>
                   <w:r>
-                    <w:t xml:space="preserve">Ершова Анна Сергеевна</w:t>
+                    <w:t xml:space="preserve">Кузнецов Сергей Петрович</w:t>
                   </w:r>
                   <w:r>
                     <w:t xml:space="preserve">, </w:t>
                   </w:r>
                   <w:r>
-                    <w:t xml:space="preserve">+7 (499) 166-86-84 доб. 924</w:t>
+                    <w:t xml:space="preserve">+7 (383) 692-81-15 доб. 268</w:t>
                   </w:r>
                 </w:p>
               </w:txbxContent>

--- a/tests/corpus_v2/docs/loan_0008.docx
+++ b/tests/corpus_v2/docs/loan_0008.docx
@@ -282,10 +282,16 @@
         <w:t xml:space="preserve">МКАС при ТПП РФ</w:t>
       </w:r>
       <w:r>
+        <w:t xml:space="preserve">. Товар отгружается с сопроводительным документом паспорт качества № </w:t>
+      </w:r>
+      <w:r>
+        <w:t xml:space="preserve">62 13 113367</w:t>
+      </w:r>
+      <w:r>
         <w:t xml:space="preserve">. Цена — </w:t>
       </w:r>
       <w:r>
-        <w:t xml:space="preserve">5030000 (пять миллионов тридцать тысяч) руб. 0 коп.</w:t>
+        <w:t xml:space="preserve">74700000 (семьдесят четыре миллиона семьсот тысяч) руб. 0 коп.</w:t>
       </w:r>
       <w:r>
         <w:t xml:space="preserve">, в том числе НДС</w:t>
@@ -308,7 +314,7 @@
         <w:t xml:space="preserve">3.1. Место исполнения обязательств: </w:t>
       </w:r>
       <w:r>
-        <w:t xml:space="preserve">420111, Свердловская обл., г. Казань, проезд Строителей, вл. 52, стр. 5, пом. VII</w:t>
+        <w:t xml:space="preserve">620014, Краснодарский край, г. Екатеринбург, бул. Промышленная, вл. 75, стр. 5, пом. VII</w:t>
       </w:r>
       <w:r>
         <w:t xml:space="preserve">.</w:t>
@@ -325,7 +331,7 @@
         <w:t xml:space="preserve"> по телефону </w:t>
       </w:r>
       <w:r>
-        <w:t xml:space="preserve">+7 (846) 666-29-89</w:t>
+        <w:t xml:space="preserve">+7 (499) 735-17-36</w:t>
       </w:r>
       <w:r>
         <w:t xml:space="preserve">.</w:t>
@@ -336,7 +342,7 @@
         <w:t xml:space="preserve">3.3. Срок исполнения обязательств — </w:t>
       </w:r>
       <w:r>
-        <w:t xml:space="preserve">в течение 3 (Трёх) календарных дней с момента заключения контракта</w:t>
+        <w:t xml:space="preserve">в течение 20 (Двадцати) календарных дней с момента заключения контракта</w:t>
       </w:r>
       <w:r>
         <w:t xml:space="preserve">.</w:t>
@@ -395,7 +401,7 @@
         <w:t xml:space="preserve">Сторона, для которой создалась невозможность исполнения, обязана уведомить другую Сторону. Срок уведомления — </w:t>
       </w:r>
       <w:r>
-        <w:t xml:space="preserve">не позднее 07.06.2025</w:t>
+        <w:t xml:space="preserve">не позднее 03.09.2025</w:t>
       </w:r>
       <w:r>
         <w:t xml:space="preserve">.</w:t>
@@ -409,7 +415,7 @@
         <w:t xml:space="preserve">Все споры и разногласия решаются путём переговоров. Претензионный порядок обязателен, срок ответа на претензию — </w:t>
       </w:r>
       <w:r>
-        <w:t xml:space="preserve">в течение 6 месяцев с даты подписания Сторонами акта сдачи-приемки оказанных услуг</w:t>
+        <w:t xml:space="preserve">в течение 24 месяцев с даты подписания Сторонами акта сдачи-приемки оказанных услуг</w:t>
       </w:r>
       <w:r>
         <w:t xml:space="preserve">.</w:t>
@@ -430,7 +436,7 @@
         <w:t xml:space="preserve">Дополнительный телефон: </w:t>
       </w:r>
       <w:r>
-        <w:t xml:space="preserve">+7 ‍(812) 509-36⁠-99</w:t>
+        <w:t xml:space="preserve">+7 (499)  813­-20-65</w:t>
       </w:r>
     </w:p>
     <w:p>
@@ -438,7 +444,7 @@
         <w:t xml:space="preserve">Контактное лицо: </w:t>
       </w:r>
       <w:r>
-        <w:t xml:space="preserve">В­оробьёв  Роман Павлович</w:t>
+        <w:t xml:space="preserve">Воробьёв‍ Роман П‍авлович</w:t>
       </w:r>
     </w:p>
     <w:p>
@@ -496,7 +502,7 @@
         <w:rPr>
           <w:b/>
         </w:rPr>
-        <w:t xml:space="preserve">не позднее 16.07.20</w:t>
+        <w:t xml:space="preserve">не позднее 05.07.20</w:t>
       </w:r>
       <w:r>
         <w:t xml:space="preserve">26</w:t>
@@ -513,10 +519,10 @@
         <w:rPr>
           <w:b/>
         </w:rPr>
-        <w:t xml:space="preserve">18/20</w:t>
-      </w:r>
-      <w:r>
-        <w:t xml:space="preserve">24-К</w:t>
+        <w:t xml:space="preserve">99/20</w:t>
+      </w:r>
+      <w:r>
+        <w:t xml:space="preserve">24-А</w:t>
       </w:r>
       <w:r>
         <w:t xml:space="preserve">.</w:t>
@@ -527,7 +533,7 @@
         <w:t xml:space="preserve">9.4. Контрольная запись: </w:t>
       </w:r>
       <w:r>
-        <w:t xml:space="preserve">8 000 000,27 (Восемь ­миллионов) ​RUB</w:t>
+        <w:t xml:space="preserve">5 910 000,63 (Пять‍ миллионов девять⁠сот десять тысяч) RUB</w:t>
       </w:r>
       <w:r>
         <w:t xml:space="preserve">.</w:t>
@@ -582,15 +588,7 @@
               <w:t xml:space="preserve">Юридический адрес: </w:t>
             </w:r>
             <w:r>
-              <w:t xml:space="preserve">614000, Республика Татарстан, г. Пермь, бул. Тверская, вл. 75, стр. 1, пом. VII</w:t>
-            </w:r>
-          </w:p>
-          <w:p>
-            <w:r>
-              <w:t xml:space="preserve">Почтовый адрес: </w:t>
-            </w:r>
-            <w:r>
-              <w:t xml:space="preserve">101000, Новосибирская обл., г. Москва, пер. Кутузовский, вл. 5, стр. 3, пом. VII</w:t>
+              <w:t xml:space="preserve">443010, Московская обл., г. Самара, просп. Баумана, вл. 11, стр. 5, пом. VII</w:t>
             </w:r>
           </w:p>
           <w:p>
@@ -645,7 +643,7 @@
               <w:t xml:space="preserve">Тел.: </w:t>
             </w:r>
             <w:r>
-              <w:t xml:space="preserve">+7 (846) 871-81-26</w:t>
+              <w:t xml:space="preserve">+7 (495) 676-92-47</w:t>
             </w:r>
           </w:p>
           <w:p>
@@ -653,7 +651,7 @@
               <w:t xml:space="preserve">E-mail: </w:t>
             </w:r>
             <w:r>
-              <w:t xml:space="preserve">pavlov@romashka.ru</w:t>
+              <w:t xml:space="preserve">pavlov@bk.ru</w:t>
             </w:r>
           </w:p>
           <w:p/>
@@ -691,7 +689,7 @@
               <w:t xml:space="preserve">Адрес регистрации: </w:t>
             </w:r>
             <w:r>
-              <w:t xml:space="preserve">443010, Московская обл., г. Самара, проезд Ленинградская, вл. 37, стр. 5, пом. VII</w:t>
+              <w:t xml:space="preserve">101000, Новосибирская обл., г. Москва, наб. Полевая, вл. 27, стр. 2, пом. VII</w:t>
             </w:r>
           </w:p>
           <w:p>
@@ -730,7 +728,7 @@
               <w:t xml:space="preserve">Тел.: </w:t>
             </w:r>
             <w:r>
-              <w:t xml:space="preserve">+7 (383) 680-12-61</w:t>
+              <w:t xml:space="preserve">+7 (812) 103-86-77</w:t>
             </w:r>
           </w:p>
           <w:p>
@@ -738,7 +736,7 @@
               <w:t xml:space="preserve">E-mail: </w:t>
             </w:r>
             <w:r>
-              <w:t xml:space="preserve">vorobev@inbox.ru</w:t>
+              <w:t xml:space="preserve">vorobev@romashka.ru</w:t>
             </w:r>
           </w:p>
           <w:p/>
@@ -756,7 +754,7 @@
     <w:p>
       <w:r>
         <w:pict>
-          <v:shape id="tb2981" type="#_x0000_t202" style="position:absolute;margin-left:0;margin-top:0;width:400pt;height:40pt">
+          <v:shape id="tb6105" type="#_x0000_t202" style="position:absolute;margin-left:0;margin-top:0;width:400pt;height:40pt">
             <v:textbox>
               <w:txbxContent>
                 <w:p>
@@ -764,13 +762,13 @@
                     <w:t xml:space="preserve">ВНИМАНИЕ! Бухгалтерия: </w:t>
                   </w:r>
                   <w:r>
-                    <w:t xml:space="preserve">Кузнецов Сергей Петрович</w:t>
+                    <w:t xml:space="preserve">Ершова Анна Сергеевна</w:t>
                   </w:r>
                   <w:r>
                     <w:t xml:space="preserve">, </w:t>
                   </w:r>
                   <w:r>
-                    <w:t xml:space="preserve">+7 (383) 692-81-15 доб. 268</w:t>
+                    <w:t xml:space="preserve">+7 (499) 166-86-84 доб. 924</w:t>
                   </w:r>
                 </w:p>
               </w:txbxContent>

--- a/tests/corpus_v2/docs/loan_0008.docx
+++ b/tests/corpus_v2/docs/loan_0008.docx
@@ -288,10 +288,46 @@
         <w:t xml:space="preserve">62 13 113367</w:t>
       </w:r>
       <w:r>
+        <w:t xml:space="preserve">. К партии приложен паспорт изделия № </w:t>
+      </w:r>
+      <w:r>
+        <w:t xml:space="preserve">93 18 058338</w:t>
+      </w:r>
+      <w:r>
+        <w:t xml:space="preserve">. Оборудование поставляется с паспортом транспортного средства № </w:t>
+      </w:r>
+      <w:r>
+        <w:t xml:space="preserve">30 14 887097</w:t>
+      </w:r>
+      <w:r>
+        <w:t xml:space="preserve">. Приёмка производится согласно техническому паспорту </w:t>
+      </w:r>
+      <w:r>
+        <w:t xml:space="preserve">52 15 611531</w:t>
+      </w:r>
+      <w:r>
+        <w:t xml:space="preserve">. СНИЛС не указан, номер заказа </w:t>
+      </w:r>
+      <w:r>
+        <w:t xml:space="preserve">812-714-567 19</w:t>
+      </w:r>
+      <w:r>
+        <w:t xml:space="preserve">. Дата рождения не проставлена, документ выдан </w:t>
+      </w:r>
+      <w:r>
+        <w:t xml:space="preserve">20.01.2018</w:t>
+      </w:r>
+      <w:r>
+        <w:t xml:space="preserve">. Код подразделения, см. артикул </w:t>
+      </w:r>
+      <w:r>
+        <w:t xml:space="preserve">329-092</w:t>
+      </w:r>
+      <w:r>
         <w:t xml:space="preserve">. Цена — </w:t>
       </w:r>
       <w:r>
-        <w:t xml:space="preserve">74700000 (семьдесят четыре миллиона семьсот тысяч) руб. 0 коп.</w:t>
+        <w:t xml:space="preserve">563000 (пятьсот шестьдесят три тысячи) руб. 0 коп.</w:t>
       </w:r>
       <w:r>
         <w:t xml:space="preserve">, в том числе НДС</w:t>
@@ -314,7 +350,7 @@
         <w:t xml:space="preserve">3.1. Место исполнения обязательств: </w:t>
       </w:r>
       <w:r>
-        <w:t xml:space="preserve">620014, Краснодарский край, г. Екатеринбург, бул. Промышленная, вл. 75, стр. 5, пом. VII</w:t>
+        <w:t xml:space="preserve">420111, Тверская обл., г. Казань, бул. Баумана, вл. 87, стр. 1, пом. VII</w:t>
       </w:r>
       <w:r>
         <w:t xml:space="preserve">.</w:t>
@@ -331,7 +367,7 @@
         <w:t xml:space="preserve"> по телефону </w:t>
       </w:r>
       <w:r>
-        <w:t xml:space="preserve">+7 (499) 735-17-36</w:t>
+        <w:t xml:space="preserve">+7 (383) 353-71-64</w:t>
       </w:r>
       <w:r>
         <w:t xml:space="preserve">.</w:t>
@@ -342,7 +378,7 @@
         <w:t xml:space="preserve">3.3. Срок исполнения обязательств — </w:t>
       </w:r>
       <w:r>
-        <w:t xml:space="preserve">в течение 20 (Двадцати) календарных дней с момента заключения контракта</w:t>
+        <w:t xml:space="preserve">в течение 30 (Тридцати) календарных дней с момента заключения контракта</w:t>
       </w:r>
       <w:r>
         <w:t xml:space="preserve">.</w:t>
@@ -401,7 +437,7 @@
         <w:t xml:space="preserve">Сторона, для которой создалась невозможность исполнения, обязана уведомить другую Сторону. Срок уведомления — </w:t>
       </w:r>
       <w:r>
-        <w:t xml:space="preserve">не позднее 03.09.2025</w:t>
+        <w:t xml:space="preserve">не позднее 05.07.2026</w:t>
       </w:r>
       <w:r>
         <w:t xml:space="preserve">.</w:t>
@@ -415,7 +451,7 @@
         <w:t xml:space="preserve">Все споры и разногласия решаются путём переговоров. Претензионный порядок обязателен, срок ответа на претензию — </w:t>
       </w:r>
       <w:r>
-        <w:t xml:space="preserve">в течение 24 месяцев с даты подписания Сторонами акта сдачи-приемки оказанных услуг</w:t>
+        <w:t xml:space="preserve">в течение 6 месяцев с даты подписания Сторонами акта сдачи-приемки оказанных услуг</w:t>
       </w:r>
       <w:r>
         <w:t xml:space="preserve">.</w:t>
@@ -436,7 +472,7 @@
         <w:t xml:space="preserve">Дополнительный телефон: </w:t>
       </w:r>
       <w:r>
-        <w:t xml:space="preserve">+7 (499)  813­-20-65</w:t>
+        <w:t xml:space="preserve">+7 (383) ‍433-73⁠-78</w:t>
       </w:r>
     </w:p>
     <w:p>
@@ -444,7 +480,7 @@
         <w:t xml:space="preserve">Контактное лицо: </w:t>
       </w:r>
       <w:r>
-        <w:t xml:space="preserve">Воробьёв‍ Роман П‍авлович</w:t>
+        <w:t xml:space="preserve">Воробьёв Роман­ Пав⁠лович</w:t>
       </w:r>
     </w:p>
     <w:p>
@@ -502,10 +538,10 @@
         <w:rPr>
           <w:b/>
         </w:rPr>
-        <w:t xml:space="preserve">не позднее 05.07.20</w:t>
-      </w:r>
-      <w:r>
-        <w:t xml:space="preserve">26</w:t>
+        <w:t xml:space="preserve">не позднее 03.03.20</w:t>
+      </w:r>
+      <w:r>
+        <w:t xml:space="preserve">25</w:t>
       </w:r>
       <w:r>
         <w:t xml:space="preserve">.</w:t>
@@ -519,10 +555,10 @@
         <w:rPr>
           <w:b/>
         </w:rPr>
-        <w:t xml:space="preserve">99/20</w:t>
-      </w:r>
-      <w:r>
-        <w:t xml:space="preserve">24-А</w:t>
+        <w:t xml:space="preserve">2/20</w:t>
+      </w:r>
+      <w:r>
+        <w:t xml:space="preserve">25-С</w:t>
       </w:r>
       <w:r>
         <w:t xml:space="preserve">.</w:t>
@@ -533,7 +569,7 @@
         <w:t xml:space="preserve">9.4. Контрольная запись: </w:t>
       </w:r>
       <w:r>
-        <w:t xml:space="preserve">5 910 000,63 (Пять‍ миллионов девять⁠сот десять тысяч) RUB</w:t>
+        <w:t xml:space="preserve">965 000,72 (Девятьс⁠от шестьдесят пять тыся­ч) RUB</w:t>
       </w:r>
       <w:r>
         <w:t xml:space="preserve">.</w:t>
@@ -588,7 +624,7 @@
               <w:t xml:space="preserve">Юридический адрес: </w:t>
             </w:r>
             <w:r>
-              <w:t xml:space="preserve">443010, Московская обл., г. Самара, просп. Баумана, вл. 11, стр. 5, пом. VII</w:t>
+              <w:t xml:space="preserve">101000, Новосибирская обл., г. Москва, наб. Полевая, вл. 27, стр. 2, пом. VII</w:t>
             </w:r>
           </w:p>
           <w:p>
@@ -643,7 +679,7 @@
               <w:t xml:space="preserve">Тел.: </w:t>
             </w:r>
             <w:r>
-              <w:t xml:space="preserve">+7 (495) 676-92-47</w:t>
+              <w:t xml:space="preserve">+7 (495) 710-77-82</w:t>
             </w:r>
           </w:p>
           <w:p>
@@ -651,7 +687,7 @@
               <w:t xml:space="preserve">E-mail: </w:t>
             </w:r>
             <w:r>
-              <w:t xml:space="preserve">pavlov@bk.ru</w:t>
+              <w:t xml:space="preserve">pavlov@romashka.ru</w:t>
             </w:r>
           </w:p>
           <w:p/>
@@ -689,7 +725,7 @@
               <w:t xml:space="preserve">Адрес регистрации: </w:t>
             </w:r>
             <w:r>
-              <w:t xml:space="preserve">101000, Новосибирская обл., г. Москва, наб. Полевая, вл. 27, стр. 2, пом. VII</w:t>
+              <w:t xml:space="preserve">143000, Тверская обл., г. Одинцово, ул. Строителей, вл. 18, стр. 1, пом. VII</w:t>
             </w:r>
           </w:p>
           <w:p>
@@ -728,7 +764,7 @@
               <w:t xml:space="preserve">Тел.: </w:t>
             </w:r>
             <w:r>
-              <w:t xml:space="preserve">+7 (812) 103-86-77</w:t>
+              <w:t xml:space="preserve">+7 (383) 692-81-15</w:t>
             </w:r>
           </w:p>
           <w:p>
@@ -736,7 +772,7 @@
               <w:t xml:space="preserve">E-mail: </w:t>
             </w:r>
             <w:r>
-              <w:t xml:space="preserve">vorobev@romashka.ru</w:t>
+              <w:t xml:space="preserve">vorobev@yandex.ru</w:t>
             </w:r>
           </w:p>
           <w:p/>
@@ -754,7 +790,7 @@
     <w:p>
       <w:r>
         <w:pict>
-          <v:shape id="tb6105" type="#_x0000_t202" style="position:absolute;margin-left:0;margin-top:0;width:400pt;height:40pt">
+          <v:shape id="tb2392" type="#_x0000_t202" style="position:absolute;margin-left:0;margin-top:0;width:400pt;height:40pt">
             <v:textbox>
               <w:txbxContent>
                 <w:p>
@@ -762,13 +798,13 @@
                     <w:t xml:space="preserve">ВНИМАНИЕ! Бухгалтерия: </w:t>
                   </w:r>
                   <w:r>
-                    <w:t xml:space="preserve">Ершова Анна Сергеевна</w:t>
+                    <w:t xml:space="preserve">Михайлов Егор Алексеевич</w:t>
                   </w:r>
                   <w:r>
                     <w:t xml:space="preserve">, </w:t>
                   </w:r>
                   <w:r>
-                    <w:t xml:space="preserve">+7 (499) 166-86-84 доб. 924</w:t>
+                    <w:t xml:space="preserve">+7 (383) 721-47-17 доб. 701</w:t>
                   </w:r>
                 </w:p>
               </w:txbxContent>

--- a/tests/corpus_v2/docs/loan_0008.docx
+++ b/tests/corpus_v2/docs/loan_0008.docx
@@ -336,255 +336,120 @@
         <w:t xml:space="preserve">.</w:t>
       </w:r>
     </w:p>
-    <w:p/>
-    <w:p>
-      <w:r>
-        <w:rPr>
-          <w:b/>
-        </w:rPr>
-        <w:t xml:space="preserve">3. МЕСТО И СРОКИ ИСПОЛНЕНИЯ</w:t>
-      </w:r>
-    </w:p>
-    <w:p>
-      <w:r>
-        <w:t xml:space="preserve">3.1. Место исполнения обязательств: </w:t>
-      </w:r>
-      <w:r>
-        <w:t xml:space="preserve">420111, Тверская обл., г. Казань, бул. Баумана, вл. 87, стр. 1, пом. VII</w:t>
-      </w:r>
-      <w:r>
-        <w:t xml:space="preserve">.</w:t>
-      </w:r>
-    </w:p>
-    <w:p>
-      <w:r>
-        <w:t xml:space="preserve">3.2. Уведомления направляются </w:t>
-      </w:r>
-      <w:r>
-        <w:t xml:space="preserve">Воробьёву Роману Павловичу</w:t>
-      </w:r>
-      <w:r>
-        <w:t xml:space="preserve"> по телефону </w:t>
-      </w:r>
-      <w:r>
-        <w:t xml:space="preserve">+7 (383) 353-71-64</w:t>
-      </w:r>
-      <w:r>
-        <w:t xml:space="preserve">.</w:t>
-      </w:r>
-    </w:p>
-    <w:p>
-      <w:r>
-        <w:t xml:space="preserve">3.3. Срок исполнения обязательств — </w:t>
-      </w:r>
-      <w:r>
-        <w:t xml:space="preserve">в течение 30 (Тридцати) календарных дней с момента заключения контракта</w:t>
-      </w:r>
-      <w:r>
-        <w:t xml:space="preserve">.</w:t>
-      </w:r>
-    </w:p>
-    <w:p/>
-    <w:p>
-      <w:r>
-        <w:rPr>
-          <w:b/>
-        </w:rPr>
-        <w:t xml:space="preserve">4. ПРОЧИЕ УСЛОВИЯ</w:t>
-      </w:r>
-    </w:p>
-    <w:p>
-      <w:r>
-        <w:t xml:space="preserve">4.1. </w:t>
-      </w:r>
-      <w:r>
-        <w:t xml:space="preserve">Стороны несут ответственность за неисполнение или ненадлежащее исполнение обязательств в соответствии с законодательством Российской Федерации.</w:t>
-      </w:r>
-    </w:p>
-    <w:p>
-      <w:r>
-        <w:t xml:space="preserve">4.2. </w:t>
-      </w:r>
-      <w:r>
-        <w:t xml:space="preserve">Размер неустойки за нарушение сроков оплаты: </w:t>
-      </w:r>
-      <w:r>
-        <w:t xml:space="preserve">1/150 ключевой ставки ЦБ РФ от общей суммы счета</w:t>
-      </w:r>
-      <w:r>
-        <w:t xml:space="preserve">. Предельный размер ответственности: </w:t>
-      </w:r>
-      <w:r>
-        <w:t xml:space="preserve">0,01 (одной сотой) процента от стоимости неоплаченных работ</w:t>
-      </w:r>
-      <w:r>
-        <w:t xml:space="preserve">.</w:t>
-      </w:r>
-    </w:p>
-    <w:p>
-      <w:r>
-        <w:t xml:space="preserve">4.3. </w:t>
-      </w:r>
-      <w:r>
-        <w:t xml:space="preserve">Стороны освобождаются от ответственности при наступлении обстоятельств непреодолимой силы, если они прямо повлияли на исполнение обязательств.</w:t>
-      </w:r>
-    </w:p>
-    <w:p>
-      <w:r>
-        <w:t xml:space="preserve">4.4. </w:t>
-      </w:r>
-      <w:r>
-        <w:t xml:space="preserve">Сторона, для которой создалась невозможность исполнения, обязана уведомить другую Сторону. Срок уведомления — </w:t>
-      </w:r>
-      <w:r>
-        <w:t xml:space="preserve">не позднее 05.07.2026</w:t>
-      </w:r>
-      <w:r>
-        <w:t xml:space="preserve">.</w:t>
-      </w:r>
-    </w:p>
-    <w:p>
-      <w:r>
-        <w:t xml:space="preserve">4.5. </w:t>
-      </w:r>
-      <w:r>
-        <w:t xml:space="preserve">Все споры и разногласия решаются путём переговоров. Претензионный порядок обязателен, срок ответа на претензию — </w:t>
-      </w:r>
-      <w:r>
-        <w:t xml:space="preserve">в течение 6 месяцев с даты подписания Сторонами акта сдачи-приемки оказанных услуг</w:t>
-      </w:r>
-      <w:r>
-        <w:t xml:space="preserve">.</w:t>
-      </w:r>
-    </w:p>
-    <w:p/>
-    <w:p/>
-    <w:p>
-      <w:r>
-        <w:rPr>
-          <w:b/>
-        </w:rPr>
-        <w:t xml:space="preserve">10. ДОПОЛНИТЕЛЬНЫЕ СВЕДЕНИЯ О СТОРОНАХ</w:t>
-      </w:r>
-    </w:p>
-    <w:p>
-      <w:r>
-        <w:t xml:space="preserve">Дополнительный телефон: </w:t>
-      </w:r>
-      <w:r>
-        <w:t xml:space="preserve">+7 (383) ‍433-73⁠-78</w:t>
-      </w:r>
-    </w:p>
-    <w:p>
-      <w:r>
-        <w:t xml:space="preserve">Контактное лицо: </w:t>
-      </w:r>
-      <w:r>
-        <w:t xml:space="preserve">Воробьёв Роман­ Пав⁠лович</w:t>
-      </w:r>
-    </w:p>
-    <w:p>
-      <w:r>
-        <w:t xml:space="preserve">Получатель уведомлений: </w:t>
-      </w:r>
-      <w:r>
-        <w:t xml:space="preserve">Воробьёв</w:t>
-        <w:br/>
-        <w:t xml:space="preserve">Роман Павлович</w:t>
-      </w:r>
-    </w:p>
-    <w:p>
-      <w:r>
-        <w:t xml:space="preserve">Счёт для возврата: </w:t>
-      </w:r>
-      <w:r>
-        <w:t xml:space="preserve">408028103</w:t>
-        <w:br/>
-        <w:t xml:space="preserve">40521156801</w:t>
-      </w:r>
-    </w:p>
-    <w:p/>
-    <w:p/>
-    <w:p>
-      <w:r>
-        <w:rPr>
-          <w:b/>
-        </w:rPr>
-        <w:t xml:space="preserve">9. КОНТРОЛЬНЫЕ ВЕЛИЧИНЫ</w:t>
-      </w:r>
-    </w:p>
-    <w:p>
-      <w:r>
-        <w:t xml:space="preserve">9.1. Контрольная запись: </w:t>
-      </w:r>
-      <w:r>
-        <w:rPr>
-          <w:b/>
-        </w:rPr>
-        <w:t xml:space="preserve">1/3</w:t>
-      </w:r>
-      <w:r>
-        <w:t xml:space="preserve">00 ключевой ставки ЦБ РФ от цены Договора</w:t>
-      </w:r>
-      <w:r>
-        <w:t xml:space="preserve">.</w:t>
-      </w:r>
-    </w:p>
-    <w:p>
-      <w:r>
-        <w:t xml:space="preserve">9.2. Контрольная запись: </w:t>
-      </w:r>
-      <w:r>
-        <w:rPr>
-          <w:b/>
-        </w:rPr>
-        <w:t xml:space="preserve">не позднее 03.03.20</w:t>
-      </w:r>
-      <w:r>
-        <w:t xml:space="preserve">25</w:t>
-      </w:r>
-      <w:r>
-        <w:t xml:space="preserve">.</w:t>
-      </w:r>
-    </w:p>
-    <w:p>
-      <w:r>
-        <w:t xml:space="preserve">9.3. Контрольная запись: </w:t>
-      </w:r>
-      <w:r>
-        <w:rPr>
-          <w:b/>
-        </w:rPr>
-        <w:t xml:space="preserve">2/20</w:t>
-      </w:r>
-      <w:r>
-        <w:t xml:space="preserve">25-С</w:t>
-      </w:r>
-      <w:r>
-        <w:t xml:space="preserve">.</w:t>
-      </w:r>
-    </w:p>
-    <w:p>
-      <w:r>
-        <w:t xml:space="preserve">9.4. Контрольная запись: </w:t>
-      </w:r>
-      <w:r>
-        <w:t xml:space="preserve">965 000,72 (Девятьс⁠от шестьдесят пять тыся­ч) RUB</w:t>
-      </w:r>
-      <w:r>
-        <w:t xml:space="preserve">.</w:t>
-      </w:r>
-    </w:p>
-    <w:p/>
-    <w:p>
-      <w:r>
-        <w:rPr>
-          <w:b/>
-        </w:rPr>
-        <w:t xml:space="preserve">РЕКВИЗИТЫ И ПОДПИСИ СТОРОН</w:t>
-      </w:r>
-    </w:p>
-    <w:p/>
+    <w:p>
+      <w:r>
+        <w:t xml:space="preserve">2.6. </w:t>
+      </w:r>
+      <w:r>
+        <w:t xml:space="preserve">Товар маркирован штрихкодом </w:t>
+      </w:r>
+      <w:r>
+        <w:t xml:space="preserve">4601717961418</w:t>
+      </w:r>
+      <w:r>
+        <w:t xml:space="preserve">. Код контрагента по ОКПО — </w:t>
+      </w:r>
+      <w:r>
+        <w:t xml:space="preserve">2994664789</w:t>
+      </w:r>
+      <w:r>
+        <w:t xml:space="preserve">. Оборудование учтено под инвентарным номером </w:t>
+      </w:r>
+      <w:r>
+        <w:t xml:space="preserve">047250487</w:t>
+      </w:r>
+      <w:r>
+        <w:t xml:space="preserve">, складской позиции присвоен номер </w:t>
+      </w:r>
+      <w:r>
+        <w:t xml:space="preserve">936368848</w:t>
+      </w:r>
+      <w:r>
+        <w:t xml:space="preserve">.</w:t>
+      </w:r>
+    </w:p>
+    <w:p>
+      <w:r>
+        <w:t xml:space="preserve">2.7. </w:t>
+      </w:r>
+      <w:r>
+        <w:t xml:space="preserve">Оплата по счёту-фактуре на КБК </w:t>
+      </w:r>
+      <w:r>
+        <w:t xml:space="preserve">18210101011011000196</w:t>
+      </w:r>
+      <w:r>
+        <w:t xml:space="preserve">. ИНН не присвоен, регистрационный № </w:t>
+      </w:r>
+      <w:r>
+        <w:t xml:space="preserve">9614847268</w:t>
+      </w:r>
+      <w:r>
+        <w:t xml:space="preserve">. ИНН не присвоен, платёжный документ № </w:t>
+      </w:r>
+      <w:r>
+        <w:t xml:space="preserve">631402730889</w:t>
+      </w:r>
+      <w:r>
+        <w:t xml:space="preserve">. Заказчик действует в лице </w:t>
+      </w:r>
+      <w:r>
+        <w:t xml:space="preserve">уполномоченного представителя</w:t>
+      </w:r>
+      <w:r>
+        <w:t xml:space="preserve">, назначаемого приказом.</w:t>
+      </w:r>
+    </w:p>
+    <w:p>
+      <w:r>
+        <w:t xml:space="preserve">2.8. </w:t>
+      </w:r>
+      <w:r>
+        <w:t xml:space="preserve">Массовая доля влаги в товаре — </w:t>
+      </w:r>
+      <w:r>
+        <w:t xml:space="preserve">не более 11 %</w:t>
+      </w:r>
+      <w:r>
+        <w:t xml:space="preserve">. Товар подлежит хранению </w:t>
+      </w:r>
+      <w:r>
+        <w:t xml:space="preserve">в течение 24 часов</w:t>
+      </w:r>
+      <w:r>
+        <w:t xml:space="preserve"> при температуре не выше +4 °C. Срок исковой давности по требованиям, вытекающим из Договора, составляет </w:t>
+      </w:r>
+      <w:r>
+        <w:t xml:space="preserve">в течение трёх лет</w:t>
+      </w:r>
+      <w:r>
+        <w:t xml:space="preserve">, как установлено статьёй 196 Гражданского кодекса Российской Федерации. Обработка данных ведётся согласно Федеральному закону от 27.07.2006 № 152-ФЗ </w:t>
+      </w:r>
+      <w:r>
+        <w:t xml:space="preserve">«О персональных данных»</w:t>
+      </w:r>
+      <w:r>
+        <w:t xml:space="preserve">. Товар поставляется под маркой </w:t>
+      </w:r>
+      <w:r>
+        <w:t xml:space="preserve">«Стандарт»</w:t>
+      </w:r>
+      <w:r>
+        <w:t xml:space="preserve">. Влажность определяется </w:t>
+      </w:r>
+      <w:r>
+        <w:t xml:space="preserve">по методу Кьельдаля</w:t>
+      </w:r>
+      <w:r>
+        <w:t xml:space="preserve">. Споры передаются на рассмотрение в Арбитражный суд </w:t>
+      </w:r>
+      <w:r>
+        <w:t xml:space="preserve">города Москвы</w:t>
+      </w:r>
+      <w:r>
+        <w:t xml:space="preserve">.</w:t>
+      </w:r>
+    </w:p>
     <w:tbl>
       <w:tblPr>
         <w:tblW w:w="9360" w:type="dxa"/>
@@ -608,95 +473,7 @@
           </w:tcPr>
           <w:p>
             <w:r>
-              <w:rPr>
-                <w:b/>
-              </w:rPr>
-              <w:t xml:space="preserve">Займодавец:</w:t>
-            </w:r>
-          </w:p>
-          <w:p>
-            <w:r>
-              <w:t xml:space="preserve">ООО «Клиника доктора Фёдорова»</w:t>
-            </w:r>
-          </w:p>
-          <w:p>
-            <w:r>
-              <w:t xml:space="preserve">Юридический адрес: </w:t>
-            </w:r>
-            <w:r>
-              <w:t xml:space="preserve">101000, Новосибирская обл., г. Москва, наб. Полевая, вл. 27, стр. 2, пом. VII</w:t>
-            </w:r>
-          </w:p>
-          <w:p>
-            <w:r>
-              <w:t xml:space="preserve">ИНН </w:t>
-            </w:r>
-            <w:r>
-              <w:t xml:space="preserve">1062556745</w:t>
-            </w:r>
-            <w:r>
-              <w:t xml:space="preserve"> КПП </w:t>
-            </w:r>
-            <w:r>
-              <w:t xml:space="preserve">980236321</w:t>
-            </w:r>
-          </w:p>
-          <w:p>
-            <w:r>
-              <w:t xml:space="preserve">ОГРН </w:t>
-            </w:r>
-            <w:r>
-              <w:t xml:space="preserve">1795117770480</w:t>
-            </w:r>
-          </w:p>
-          <w:p>
-            <w:r>
-              <w:t xml:space="preserve">р/с </w:t>
-            </w:r>
-            <w:r>
-              <w:t xml:space="preserve">40702810832165070558</w:t>
-            </w:r>
-            <w:r>
-              <w:t xml:space="preserve"> в ПАО «Совкомбанк»</w:t>
-            </w:r>
-          </w:p>
-          <w:p>
-            <w:r>
-              <w:t xml:space="preserve">к/с </w:t>
-            </w:r>
-            <w:r>
-              <w:t xml:space="preserve">30101810150040000763</w:t>
-            </w:r>
-            <w:r>
-              <w:t xml:space="preserve"> БИК </w:t>
-            </w:r>
-            <w:r>
-              <w:t xml:space="preserve">045004763</w:t>
-            </w:r>
-          </w:p>
-          <w:p>
-            <w:r>
-              <w:t xml:space="preserve">Тел.: </w:t>
-            </w:r>
-            <w:r>
-              <w:t xml:space="preserve">+7 (495) 710-77-82</w:t>
-            </w:r>
-          </w:p>
-          <w:p>
-            <w:r>
-              <w:t xml:space="preserve">E-mail: </w:t>
-            </w:r>
-            <w:r>
-              <w:t xml:space="preserve">pavlov@romashka.ru</w:t>
-            </w:r>
-          </w:p>
-          <w:p/>
-          <w:p>
-            <w:r>
-              <w:t xml:space="preserve">Генеральный директор ______________ </w:t>
-            </w:r>
-            <w:r>
-              <w:t xml:space="preserve">Н. В. Павлов</w:t>
+              <w:t xml:space="preserve">8</w:t>
             </w:r>
           </w:p>
         </w:tc>
@@ -706,6 +483,390 @@
           </w:tcPr>
           <w:p>
             <w:r>
+              <w:t xml:space="preserve">6137963222</w:t>
+            </w:r>
+          </w:p>
+        </w:tc>
+      </w:tr>
+    </w:tbl>
+    <w:p/>
+    <w:p>
+      <w:r>
+        <w:rPr>
+          <w:b/>
+        </w:rPr>
+        <w:t xml:space="preserve">3. МЕСТО И СРОКИ ИСПОЛНЕНИЯ</w:t>
+      </w:r>
+    </w:p>
+    <w:p>
+      <w:r>
+        <w:t xml:space="preserve">3.1. Место исполнения обязательств: </w:t>
+      </w:r>
+      <w:r>
+        <w:t xml:space="preserve">620014, Краснодарский край, г. Екатеринбург, проезд Строителей, вл. 61, стр. 2, пом. VII</w:t>
+      </w:r>
+      <w:r>
+        <w:t xml:space="preserve">.</w:t>
+      </w:r>
+    </w:p>
+    <w:p>
+      <w:r>
+        <w:t xml:space="preserve">3.2. Уведомления направляются </w:t>
+      </w:r>
+      <w:r>
+        <w:t xml:space="preserve">Воробьёву Роману Павловичу</w:t>
+      </w:r>
+      <w:r>
+        <w:t xml:space="preserve"> по телефону </w:t>
+      </w:r>
+      <w:r>
+        <w:t xml:space="preserve">+7 (383) 433-73-78</w:t>
+      </w:r>
+      <w:r>
+        <w:t xml:space="preserve">.</w:t>
+      </w:r>
+    </w:p>
+    <w:p>
+      <w:r>
+        <w:t xml:space="preserve">3.3. Срок исполнения обязательств — </w:t>
+      </w:r>
+      <w:r>
+        <w:t xml:space="preserve">в течение 14 (Четырнадцати) календарных дней с момента заключения контракта</w:t>
+      </w:r>
+      <w:r>
+        <w:t xml:space="preserve">.</w:t>
+      </w:r>
+    </w:p>
+    <w:p/>
+    <w:p>
+      <w:r>
+        <w:rPr>
+          <w:b/>
+        </w:rPr>
+        <w:t xml:space="preserve">4. ПРОЧИЕ УСЛОВИЯ</w:t>
+      </w:r>
+    </w:p>
+    <w:p>
+      <w:r>
+        <w:t xml:space="preserve">4.1. </w:t>
+      </w:r>
+      <w:r>
+        <w:t xml:space="preserve">Стороны несут ответственность за неисполнение или ненадлежащее исполнение обязательств в соответствии с законодательством Российской Федерации.</w:t>
+      </w:r>
+    </w:p>
+    <w:p>
+      <w:r>
+        <w:t xml:space="preserve">4.2. </w:t>
+      </w:r>
+      <w:r>
+        <w:t xml:space="preserve">Размер неустойки за нарушение сроков оплаты: </w:t>
+      </w:r>
+      <w:r>
+        <w:t xml:space="preserve">1/150 ключевой ставки ЦБ РФ от общей суммы счета</w:t>
+      </w:r>
+      <w:r>
+        <w:t xml:space="preserve">. Предельный размер ответственности: </w:t>
+      </w:r>
+      <w:r>
+        <w:t xml:space="preserve">0,01 (одной сотой) процента от стоимости неоплаченных работ</w:t>
+      </w:r>
+      <w:r>
+        <w:t xml:space="preserve">.</w:t>
+      </w:r>
+    </w:p>
+    <w:p>
+      <w:r>
+        <w:t xml:space="preserve">4.3. </w:t>
+      </w:r>
+      <w:r>
+        <w:t xml:space="preserve">Стороны освобождаются от ответственности при наступлении обстоятельств непреодолимой силы, если они прямо повлияли на исполнение обязательств.</w:t>
+      </w:r>
+    </w:p>
+    <w:p>
+      <w:r>
+        <w:t xml:space="preserve">4.4. </w:t>
+      </w:r>
+      <w:r>
+        <w:t xml:space="preserve">Сторона, для которой создалась невозможность исполнения, обязана уведомить другую Сторону. Срок уведомления — </w:t>
+      </w:r>
+      <w:r>
+        <w:t xml:space="preserve">не позднее 27.08.2026</w:t>
+      </w:r>
+      <w:r>
+        <w:t xml:space="preserve">.</w:t>
+      </w:r>
+    </w:p>
+    <w:p>
+      <w:r>
+        <w:t xml:space="preserve">4.5. </w:t>
+      </w:r>
+      <w:r>
+        <w:t xml:space="preserve">Все споры и разногласия решаются путём переговоров. Претензионный порядок обязателен, срок ответа на претензию — </w:t>
+      </w:r>
+      <w:r>
+        <w:t xml:space="preserve">в течение 6 месяцев с даты подписания Сторонами акта сдачи-приемки оказанных услуг</w:t>
+      </w:r>
+      <w:r>
+        <w:t xml:space="preserve">.</w:t>
+      </w:r>
+    </w:p>
+    <w:p/>
+    <w:p/>
+    <w:p>
+      <w:r>
+        <w:rPr>
+          <w:b/>
+        </w:rPr>
+        <w:t xml:space="preserve">10. ДОПОЛНИТЕЛЬНЫЕ СВЕДЕНИЯ О СТОРОНАХ</w:t>
+      </w:r>
+    </w:p>
+    <w:p>
+      <w:r>
+        <w:t xml:space="preserve">Дополнительный телефон: </w:t>
+      </w:r>
+      <w:r>
+        <w:t xml:space="preserve">+7⁠ (495) 1​09-86-49</w:t>
+      </w:r>
+    </w:p>
+    <w:p>
+      <w:r>
+        <w:t xml:space="preserve">Контактное лицо: </w:t>
+      </w:r>
+      <w:r>
+        <w:t xml:space="preserve">Вороб ьёв Роман Пав⁠лович</w:t>
+      </w:r>
+    </w:p>
+    <w:p>
+      <w:r>
+        <w:t xml:space="preserve">Получатель уведомлений: </w:t>
+      </w:r>
+      <w:r>
+        <w:t xml:space="preserve">Воробьёв</w:t>
+        <w:br/>
+        <w:t xml:space="preserve">Роман Павлович</w:t>
+      </w:r>
+    </w:p>
+    <w:p>
+      <w:r>
+        <w:t xml:space="preserve">Счёт для возврата: </w:t>
+      </w:r>
+      <w:r>
+        <w:t xml:space="preserve">408028103</w:t>
+        <w:br/>
+        <w:t xml:space="preserve">40521156801</w:t>
+      </w:r>
+    </w:p>
+    <w:p/>
+    <w:p/>
+    <w:p>
+      <w:r>
+        <w:rPr>
+          <w:b/>
+        </w:rPr>
+        <w:t xml:space="preserve">9. КОНТРОЛЬНЫЕ ВЕЛИЧИНЫ</w:t>
+      </w:r>
+    </w:p>
+    <w:p>
+      <w:r>
+        <w:t xml:space="preserve">9.1. Контрольная запись: </w:t>
+      </w:r>
+      <w:r>
+        <w:rPr>
+          <w:b/>
+        </w:rPr>
+        <w:t xml:space="preserve">1/3</w:t>
+      </w:r>
+      <w:r>
+        <w:t xml:space="preserve">00 ключевой ставки ЦБ РФ от цены Договора</w:t>
+      </w:r>
+      <w:r>
+        <w:t xml:space="preserve">.</w:t>
+      </w:r>
+    </w:p>
+    <w:p>
+      <w:r>
+        <w:t xml:space="preserve">9.2. Контрольная запись: </w:t>
+      </w:r>
+      <w:r>
+        <w:rPr>
+          <w:b/>
+        </w:rPr>
+        <w:t xml:space="preserve">не позднее 17.11.20</w:t>
+      </w:r>
+      <w:r>
+        <w:t xml:space="preserve">25</w:t>
+      </w:r>
+      <w:r>
+        <w:t xml:space="preserve">.</w:t>
+      </w:r>
+    </w:p>
+    <w:p>
+      <w:r>
+        <w:t xml:space="preserve">9.3. Контрольная запись: </w:t>
+      </w:r>
+      <w:r>
+        <w:rPr>
+          <w:b/>
+        </w:rPr>
+        <w:t xml:space="preserve">75/20</w:t>
+      </w:r>
+      <w:r>
+        <w:t xml:space="preserve">23-С</w:t>
+      </w:r>
+      <w:r>
+        <w:t xml:space="preserve">.</w:t>
+      </w:r>
+    </w:p>
+    <w:p>
+      <w:r>
+        <w:t xml:space="preserve">9.4. Контрольная запись: </w:t>
+      </w:r>
+      <w:r>
+        <w:t xml:space="preserve">1 ‍300 000,67 (Один миллион триста тыс‍яч) RUB</w:t>
+      </w:r>
+      <w:r>
+        <w:t xml:space="preserve">.</w:t>
+      </w:r>
+    </w:p>
+    <w:p/>
+    <w:p>
+      <w:r>
+        <w:rPr>
+          <w:b/>
+        </w:rPr>
+        <w:t xml:space="preserve">РЕКВИЗИТЫ И ПОДПИСИ СТОРОН</w:t>
+      </w:r>
+    </w:p>
+    <w:p/>
+    <w:tbl>
+      <w:tblPr>
+        <w:tblW w:w="9360" w:type="dxa"/>
+        <w:tblBorders>
+          <w:top w:val="single" w:sz="4" w:color="auto"/>
+          <w:left w:val="single" w:sz="4" w:color="auto"/>
+          <w:bottom w:val="single" w:sz="4" w:color="auto"/>
+          <w:right w:val="single" w:sz="4" w:color="auto"/>
+          <w:insideH w:val="single" w:sz="4" w:color="auto"/>
+          <w:insideV w:val="single" w:sz="4" w:color="auto"/>
+        </w:tblBorders>
+      </w:tblPr>
+      <w:tblGrid>
+        <w:gridCol w:w="4680"/>
+        <w:gridCol w:w="4680"/>
+      </w:tblGrid>
+      <w:tr>
+        <w:tc>
+          <w:tcPr>
+            <w:tcW w:w="4680" w:type="dxa"/>
+          </w:tcPr>
+          <w:p>
+            <w:r>
+              <w:rPr>
+                <w:b/>
+              </w:rPr>
+              <w:t xml:space="preserve">Займодавец:</w:t>
+            </w:r>
+          </w:p>
+          <w:p>
+            <w:r>
+              <w:t xml:space="preserve">ООО «Клиника доктора Фёдорова»</w:t>
+            </w:r>
+          </w:p>
+          <w:p>
+            <w:r>
+              <w:t xml:space="preserve">Юридический адрес: </w:t>
+            </w:r>
+            <w:r>
+              <w:t xml:space="preserve">170100, Новосибирская обл., г. Тверь, ул. Ленинградская, вл. 77, стр. 5, пом. VII</w:t>
+            </w:r>
+          </w:p>
+          <w:p>
+            <w:r>
+              <w:t xml:space="preserve">Почтовый адрес: </w:t>
+            </w:r>
+            <w:r>
+              <w:t xml:space="preserve">443010, Новосибирская обл., г. Самара, проезд Пушкина, вл. 78, стр. 3, пом. VII</w:t>
+            </w:r>
+          </w:p>
+          <w:p>
+            <w:r>
+              <w:t xml:space="preserve">ИНН </w:t>
+            </w:r>
+            <w:r>
+              <w:t xml:space="preserve">1062556745</w:t>
+            </w:r>
+            <w:r>
+              <w:t xml:space="preserve"> КПП </w:t>
+            </w:r>
+            <w:r>
+              <w:t xml:space="preserve">980236321</w:t>
+            </w:r>
+          </w:p>
+          <w:p>
+            <w:r>
+              <w:t xml:space="preserve">ОГРН </w:t>
+            </w:r>
+            <w:r>
+              <w:t xml:space="preserve">1795117770480</w:t>
+            </w:r>
+          </w:p>
+          <w:p>
+            <w:r>
+              <w:t xml:space="preserve">р/с </w:t>
+            </w:r>
+            <w:r>
+              <w:t xml:space="preserve">40702810832165070558</w:t>
+            </w:r>
+            <w:r>
+              <w:t xml:space="preserve"> в ПАО «Совкомбанк»</w:t>
+            </w:r>
+          </w:p>
+          <w:p>
+            <w:r>
+              <w:t xml:space="preserve">к/с </w:t>
+            </w:r>
+            <w:r>
+              <w:t xml:space="preserve">30101810150040000763</w:t>
+            </w:r>
+            <w:r>
+              <w:t xml:space="preserve"> БИК </w:t>
+            </w:r>
+            <w:r>
+              <w:t xml:space="preserve">045004763</w:t>
+            </w:r>
+          </w:p>
+          <w:p>
+            <w:r>
+              <w:t xml:space="preserve">Тел.: </w:t>
+            </w:r>
+            <w:r>
+              <w:t xml:space="preserve">+7 (495) 701-91-38</w:t>
+            </w:r>
+          </w:p>
+          <w:p>
+            <w:r>
+              <w:t xml:space="preserve">E-mail: </w:t>
+            </w:r>
+            <w:r>
+              <w:t xml:space="preserve">pavlov@corp-tehno.ru</w:t>
+            </w:r>
+          </w:p>
+          <w:p/>
+          <w:p>
+            <w:r>
+              <w:t xml:space="preserve">Генеральный директор ______________ </w:t>
+            </w:r>
+            <w:r>
+              <w:t xml:space="preserve">Н. В. Павлов</w:t>
+            </w:r>
+          </w:p>
+        </w:tc>
+        <w:tc>
+          <w:tcPr>
+            <w:tcW w:w="4680" w:type="dxa"/>
+          </w:tcPr>
+          <w:p>
+            <w:r>
               <w:rPr>
                 <w:b/>
               </w:rPr>
@@ -725,7 +886,7 @@
               <w:t xml:space="preserve">Адрес регистрации: </w:t>
             </w:r>
             <w:r>
-              <w:t xml:space="preserve">143000, Тверская обл., г. Одинцово, ул. Строителей, вл. 18, стр. 1, пом. VII</w:t>
+              <w:t xml:space="preserve">101000, Свердловская обл., г. Москва, пер. Промышленная, вл. 27, стр. 1, пом. VII</w:t>
             </w:r>
           </w:p>
           <w:p>
@@ -764,7 +925,7 @@
               <w:t xml:space="preserve">Тел.: </w:t>
             </w:r>
             <w:r>
-              <w:t xml:space="preserve">+7 (383) 692-81-15</w:t>
+              <w:t xml:space="preserve">+7 (495) 179-56-44</w:t>
             </w:r>
           </w:p>
           <w:p>
@@ -772,7 +933,7 @@
               <w:t xml:space="preserve">E-mail: </w:t>
             </w:r>
             <w:r>
-              <w:t xml:space="preserve">vorobev@yandex.ru</w:t>
+              <w:t xml:space="preserve">vorobev@inbox.ru</w:t>
             </w:r>
           </w:p>
           <w:p/>
@@ -790,7 +951,7 @@
     <w:p>
       <w:r>
         <w:pict>
-          <v:shape id="tb2392" type="#_x0000_t202" style="position:absolute;margin-left:0;margin-top:0;width:400pt;height:40pt">
+          <v:shape id="tb8267" type="#_x0000_t202" style="position:absolute;margin-left:0;margin-top:0;width:400pt;height:40pt">
             <v:textbox>
               <w:txbxContent>
                 <w:p>
@@ -798,13 +959,13 @@
                     <w:t xml:space="preserve">ВНИМАНИЕ! Бухгалтерия: </w:t>
                   </w:r>
                   <w:r>
-                    <w:t xml:space="preserve">Михайлов Егор Алексеевич</w:t>
+                    <w:t xml:space="preserve">Титова Светлана Михайловна</w:t>
                   </w:r>
                   <w:r>
                     <w:t xml:space="preserve">, </w:t>
                   </w:r>
                   <w:r>
-                    <w:t xml:space="preserve">+7 (383) 721-47-17 доб. 701</w:t>
+                    <w:t xml:space="preserve">+7 (812) 684-38-16 доб. 935</w:t>
                   </w:r>
                 </w:p>
               </w:txbxContent>

--- a/tests/corpus_v2/docs/loan_0008.docx
+++ b/tests/corpus_v2/docs/loan_0008.docx
@@ -24,61 +24,61 @@
         <w:rPr>
           <w:b/>
         </w:rPr>
-        <w:t xml:space="preserve">64Ф-50671/24-821Д</w:t>
-      </w:r>
-    </w:p>
-    <w:p/>
-    <w:p>
-      <w:r>
-        <w:t xml:space="preserve">г. Нижний Новгород</w:t>
+        <w:t xml:space="preserve">75Ф-49837/23-818Д</w:t>
+      </w:r>
+    </w:p>
+    <w:p/>
+    <w:p>
+      <w:r>
+        <w:t xml:space="preserve">г. Химки</w:t>
       </w:r>
       <w:r>
         <w:t xml:space="preserve">     </w:t>
       </w:r>
       <w:r>
-        <w:t xml:space="preserve">«19» июля 2024 г.</w:t>
-      </w:r>
-    </w:p>
-    <w:p/>
-    <w:p>
-      <w:r>
-        <w:t xml:space="preserve">ООО «Клиника доктора Фёдорова»</w:t>
-      </w:r>
-      <w:r>
-        <w:t xml:space="preserve">, именуемое в дальнейшем «Займодавец», в лице управляющего </w:t>
-      </w:r>
-      <w:r>
-        <w:t xml:space="preserve">Павлова Николая Владимировича</w:t>
+        <w:t xml:space="preserve">«15» октября 2025 г.</w:t>
+      </w:r>
+    </w:p>
+    <w:p/>
+    <w:p>
+      <w:r>
+        <w:t xml:space="preserve">АО «Альтаир»</w:t>
+      </w:r>
+      <w:r>
+        <w:t xml:space="preserve">, именуемое в дальнейшем «Займодавец», в лице исполнительного директора </w:t>
+      </w:r>
+      <w:r>
+        <w:t xml:space="preserve">Титовой Марии Ивановны</w:t>
       </w:r>
       <w:r>
         <w:t xml:space="preserve">, действующего на основании </w:t>
       </w:r>
       <w:r>
-        <w:t xml:space="preserve">доверенности № 12 от 09.01.2024</w:t>
+        <w:t xml:space="preserve">Устава</w:t>
       </w:r>
       <w:r>
         <w:t xml:space="preserve">, с одной стороны, и </w:t>
       </w:r>
       <w:r>
-        <w:t xml:space="preserve">ИП </w:t>
-      </w:r>
-      <w:r>
-        <w:t xml:space="preserve">Воробьёв Р. П.</w:t>
+        <w:t xml:space="preserve">Индивидуальный предприниматель </w:t>
+      </w:r>
+      <w:r>
+        <w:t xml:space="preserve">Кузнецова Наталья Олеговна</w:t>
       </w:r>
       <w:r>
         <w:t xml:space="preserve">, ИНН </w:t>
       </w:r>
       <w:r>
-        <w:t xml:space="preserve">269474191788</w:t>
-      </w:r>
-      <w:r>
-        <w:t xml:space="preserve">, именуемый в дальнейшем «Заёмщик», действующий на основании свидетельства о государственной регистрации</w:t>
+        <w:t xml:space="preserve">741917917934</w:t>
+      </w:r>
+      <w:r>
+        <w:t xml:space="preserve">, именуемая в дальнейшем «Заёмщик», действующая на основании свидетельства о государственной регистрации</w:t>
       </w:r>
       <w:r>
         <w:t xml:space="preserve">, с другой стороны, совместно именуемые «Стороны», заключили настоящий Договор № </w:t>
       </w:r>
       <w:r>
-        <w:t xml:space="preserve">86675/639-сс</w:t>
+        <w:t xml:space="preserve">78583/041-сс</w:t>
       </w:r>
       <w:r>
         <w:t xml:space="preserve"> (далее — Договор) о нижеследующем:</w:t>
@@ -109,7 +109,7 @@
         <w:t xml:space="preserve">Сумма займа: </w:t>
       </w:r>
       <w:r>
-        <w:t xml:space="preserve">Шестнадцать тысяч рублей 50 копеек</w:t>
+        <w:t xml:space="preserve">Девяносто девять миллионов семьсот тысяч рублей 00 копеек</w:t>
       </w:r>
       <w:r>
         <w:t xml:space="preserve">, НДС не облагается</w:t>
@@ -126,7 +126,7 @@
         <w:t xml:space="preserve">Ставка за пользование займом: </w:t>
       </w:r>
       <w:r>
-        <w:t xml:space="preserve">5 (пять) процентов годовых</w:t>
+        <w:t xml:space="preserve">10 (десять) процентов годовых</w:t>
       </w:r>
       <w:r>
         <w:t xml:space="preserve">.</w:t>
@@ -160,7 +160,7 @@
         <w:t xml:space="preserve">2.1. Общая цена Договора: </w:t>
       </w:r>
       <w:r>
-        <w:t xml:space="preserve">не менее 99 700 000 (Девяноста девяти миллионов семисот тысяч) ₽</w:t>
+        <w:t xml:space="preserve">не менее 922 000 (Девятисот двадцати двух тысяч) ₽</w:t>
       </w:r>
       <w:r>
         <w:t xml:space="preserve">, в т.ч. НДС </w:t>
@@ -194,7 +194,7 @@
         <w:t xml:space="preserve">2.3. Срок оплаты — </w:t>
       </w:r>
       <w:r>
-        <w:t xml:space="preserve">в течение 14 банковских дней с момента поступления денежных средств на расчетный счет</w:t>
+        <w:t xml:space="preserve">в течение 45 банковских дней с момента поступления денежных средств на расчетный счет</w:t>
       </w:r>
       <w:r>
         <w:t xml:space="preserve">.</w:t>
@@ -225,7 +225,7 @@
         <w:t xml:space="preserve">, артикул </w:t>
       </w:r>
       <w:r>
-        <w:t xml:space="preserve">RM-1435-44</w:t>
+        <w:t xml:space="preserve">RM-7532-23</w:t>
       </w:r>
       <w:r>
         <w:t xml:space="preserve">, код </w:t>
@@ -285,49 +285,49 @@
         <w:t xml:space="preserve">. Товар отгружается с сопроводительным документом паспорт качества № </w:t>
       </w:r>
       <w:r>
-        <w:t xml:space="preserve">62 13 113367</w:t>
+        <w:t xml:space="preserve">93 18 058338</w:t>
       </w:r>
       <w:r>
         <w:t xml:space="preserve">. К партии приложен паспорт изделия № </w:t>
       </w:r>
       <w:r>
-        <w:t xml:space="preserve">93 18 058338</w:t>
+        <w:t xml:space="preserve">30 14 887097</w:t>
       </w:r>
       <w:r>
         <w:t xml:space="preserve">. Оборудование поставляется с паспортом транспортного средства № </w:t>
       </w:r>
       <w:r>
-        <w:t xml:space="preserve">30 14 887097</w:t>
+        <w:t xml:space="preserve">52 15 611531</w:t>
       </w:r>
       <w:r>
         <w:t xml:space="preserve">. Приёмка производится согласно техническому паспорту </w:t>
       </w:r>
       <w:r>
-        <w:t xml:space="preserve">52 15 611531</w:t>
+        <w:t xml:space="preserve">90 18 159080</w:t>
       </w:r>
       <w:r>
         <w:t xml:space="preserve">. СНИЛС не указан, номер заказа </w:t>
       </w:r>
       <w:r>
-        <w:t xml:space="preserve">812-714-567 19</w:t>
+        <w:t xml:space="preserve">636-060-212 41</w:t>
       </w:r>
       <w:r>
         <w:t xml:space="preserve">. Дата рождения не проставлена, документ выдан </w:t>
       </w:r>
       <w:r>
-        <w:t xml:space="preserve">20.01.2018</w:t>
+        <w:t xml:space="preserve">03.09.2018</w:t>
       </w:r>
       <w:r>
         <w:t xml:space="preserve">. Код подразделения, см. артикул </w:t>
       </w:r>
       <w:r>
-        <w:t xml:space="preserve">329-092</w:t>
+        <w:t xml:space="preserve">278-410</w:t>
       </w:r>
       <w:r>
         <w:t xml:space="preserve">. Цена — </w:t>
       </w:r>
       <w:r>
-        <w:t xml:space="preserve">563000 (пятьсот шестьдесят три тысячи) руб. 0 коп.</w:t>
+        <w:t xml:space="preserve">21900000 (двадцать один миллион девятьсот тысяч) руб. 0 коп.</w:t>
       </w:r>
       <w:r>
         <w:t xml:space="preserve">, в том числе НДС</w:t>
@@ -344,25 +344,25 @@
         <w:t xml:space="preserve">Товар маркирован штрихкодом </w:t>
       </w:r>
       <w:r>
-        <w:t xml:space="preserve">4601717961418</w:t>
+        <w:t xml:space="preserve">4608204812849</w:t>
       </w:r>
       <w:r>
         <w:t xml:space="preserve">. Код контрагента по ОКПО — </w:t>
       </w:r>
       <w:r>
-        <w:t xml:space="preserve">2994664789</w:t>
+        <w:t xml:space="preserve">9614847268</w:t>
       </w:r>
       <w:r>
         <w:t xml:space="preserve">. Оборудование учтено под инвентарным номером </w:t>
       </w:r>
       <w:r>
-        <w:t xml:space="preserve">047250487</w:t>
+        <w:t xml:space="preserve">040166165</w:t>
       </w:r>
       <w:r>
         <w:t xml:space="preserve">, складской позиции присвоен номер </w:t>
       </w:r>
       <w:r>
-        <w:t xml:space="preserve">936368848</w:t>
+        <w:t xml:space="preserve">619370075</w:t>
       </w:r>
       <w:r>
         <w:t xml:space="preserve">.</w:t>
@@ -376,19 +376,19 @@
         <w:t xml:space="preserve">Оплата по счёту-фактуре на КБК </w:t>
       </w:r>
       <w:r>
-        <w:t xml:space="preserve">18210101011011000196</w:t>
+        <w:t xml:space="preserve">18210101011011000141</w:t>
       </w:r>
       <w:r>
         <w:t xml:space="preserve">. ИНН не присвоен, регистрационный № </w:t>
       </w:r>
       <w:r>
-        <w:t xml:space="preserve">9614847268</w:t>
+        <w:t xml:space="preserve">6358270018</w:t>
       </w:r>
       <w:r>
         <w:t xml:space="preserve">. ИНН не присвоен, платёжный документ № </w:t>
       </w:r>
       <w:r>
-        <w:t xml:space="preserve">631402730889</w:t>
+        <w:t xml:space="preserve">147847998328</w:t>
       </w:r>
       <w:r>
         <w:t xml:space="preserve">. Заказчик действует в лице </w:t>
@@ -408,7 +408,7 @@
         <w:t xml:space="preserve">Массовая доля влаги в товаре — </w:t>
       </w:r>
       <w:r>
-        <w:t xml:space="preserve">не более 11 %</w:t>
+        <w:t xml:space="preserve">не более 14 %</w:t>
       </w:r>
       <w:r>
         <w:t xml:space="preserve">. Товар подлежит хранению </w:t>
@@ -483,7 +483,7 @@
           </w:tcPr>
           <w:p>
             <w:r>
-              <w:t xml:space="preserve">6137963222</w:t>
+              <w:t xml:space="preserve">4217926036</w:t>
             </w:r>
           </w:p>
         </w:tc>
@@ -503,7 +503,7 @@
         <w:t xml:space="preserve">3.1. Место исполнения обязательств: </w:t>
       </w:r>
       <w:r>
-        <w:t xml:space="preserve">620014, Краснодарский край, г. Екатеринбург, проезд Строителей, вл. 61, стр. 2, пом. VII</w:t>
+        <w:t xml:space="preserve">443010, г. Самара, бул. Садовая, д. 69, кв. 72</w:t>
       </w:r>
       <w:r>
         <w:t xml:space="preserve">.</w:t>
@@ -514,13 +514,13 @@
         <w:t xml:space="preserve">3.2. Уведомления направляются </w:t>
       </w:r>
       <w:r>
-        <w:t xml:space="preserve">Воробьёву Роману Павловичу</w:t>
+        <w:t xml:space="preserve">Кузнецовой Наталье Олеговне</w:t>
       </w:r>
       <w:r>
         <w:t xml:space="preserve"> по телефону </w:t>
       </w:r>
       <w:r>
-        <w:t xml:space="preserve">+7 (383) 433-73-78</w:t>
+        <w:t xml:space="preserve">+7 (843) 740-78-65</w:t>
       </w:r>
       <w:r>
         <w:t xml:space="preserve">.</w:t>
@@ -531,7 +531,7 @@
         <w:t xml:space="preserve">3.3. Срок исполнения обязательств — </w:t>
       </w:r>
       <w:r>
-        <w:t xml:space="preserve">в течение 14 (Четырнадцати) календарных дней с момента заключения контракта</w:t>
+        <w:t xml:space="preserve">в течение 5 (Пяти) календарных дней с момента заключения контракта</w:t>
       </w:r>
       <w:r>
         <w:t xml:space="preserve">.</w:t>
@@ -590,7 +590,7 @@
         <w:t xml:space="preserve">Сторона, для которой создалась невозможность исполнения, обязана уведомить другую Сторону. Срок уведомления — </w:t>
       </w:r>
       <w:r>
-        <w:t xml:space="preserve">не позднее 27.08.2026</w:t>
+        <w:t xml:space="preserve">не позднее 05.02.2025</w:t>
       </w:r>
       <w:r>
         <w:t xml:space="preserve">.</w:t>
@@ -604,7 +604,7 @@
         <w:t xml:space="preserve">Все споры и разногласия решаются путём переговоров. Претензионный порядок обязателен, срок ответа на претензию — </w:t>
       </w:r>
       <w:r>
-        <w:t xml:space="preserve">в течение 6 месяцев с даты подписания Сторонами акта сдачи-приемки оказанных услуг</w:t>
+        <w:t xml:space="preserve">в течение 3 месяцев с даты подписания Сторонами акта сдачи-приемки оказанных услуг</w:t>
       </w:r>
       <w:r>
         <w:t xml:space="preserve">.</w:t>
@@ -625,7 +625,7 @@
         <w:t xml:space="preserve">Дополнительный телефон: </w:t>
       </w:r>
       <w:r>
-        <w:t xml:space="preserve">+7⁠ (495) 1​09-86-49</w:t>
+        <w:t xml:space="preserve">+⁠7 (3­83) 763-47-81</w:t>
       </w:r>
     </w:p>
     <w:p>
@@ -633,7 +633,7 @@
         <w:t xml:space="preserve">Контактное лицо: </w:t>
       </w:r>
       <w:r>
-        <w:t xml:space="preserve">Вороб ьёв Роман Пав⁠лович</w:t>
+        <w:t xml:space="preserve">Кузнецо­ва Наталья Олег овна</w:t>
       </w:r>
     </w:p>
     <w:p>
@@ -641,9 +641,9 @@
         <w:t xml:space="preserve">Получатель уведомлений: </w:t>
       </w:r>
       <w:r>
-        <w:t xml:space="preserve">Воробьёв</w:t>
+        <w:t xml:space="preserve">Кузнецова</w:t>
         <w:br/>
-        <w:t xml:space="preserve">Роман Павлович</w:t>
+        <w:t xml:space="preserve">Наталья Олеговна</w:t>
       </w:r>
     </w:p>
     <w:p>
@@ -651,9 +651,9 @@
         <w:t xml:space="preserve">Счёт для возврата: </w:t>
       </w:r>
       <w:r>
-        <w:t xml:space="preserve">408028103</w:t>
+        <w:t xml:space="preserve">408028109</w:t>
         <w:br/>
-        <w:t xml:space="preserve">40521156801</w:t>
+        <w:t xml:space="preserve">11568017678</w:t>
       </w:r>
     </w:p>
     <w:p/>
@@ -691,7 +691,7 @@
         <w:rPr>
           <w:b/>
         </w:rPr>
-        <w:t xml:space="preserve">не позднее 17.11.20</w:t>
+        <w:t xml:space="preserve">не позднее 25.05.20</w:t>
       </w:r>
       <w:r>
         <w:t xml:space="preserve">25</w:t>
@@ -708,10 +708,10 @@
         <w:rPr>
           <w:b/>
         </w:rPr>
-        <w:t xml:space="preserve">75/20</w:t>
-      </w:r>
-      <w:r>
-        <w:t xml:space="preserve">23-С</w:t>
+        <w:t xml:space="preserve">77/20</w:t>
+      </w:r>
+      <w:r>
+        <w:t xml:space="preserve">25-Д</w:t>
       </w:r>
       <w:r>
         <w:t xml:space="preserve">.</w:t>
@@ -722,7 +722,7 @@
         <w:t xml:space="preserve">9.4. Контрольная запись: </w:t>
       </w:r>
       <w:r>
-        <w:t xml:space="preserve">1 ‍300 000,67 (Один миллион триста тыс‍яч) RUB</w:t>
+        <w:t xml:space="preserve">320  000,5 5 (Триста двадцать тысяч) RUB</w:t>
       </w:r>
       <w:r>
         <w:t xml:space="preserve">.</w:t>
@@ -769,7 +769,7 @@
           </w:p>
           <w:p>
             <w:r>
-              <w:t xml:space="preserve">ООО «Клиника доктора Фёдорова»</w:t>
+              <w:t xml:space="preserve">АО «Альтаир»</w:t>
             </w:r>
           </w:p>
           <w:p>
@@ -777,7 +777,7 @@
               <w:t xml:space="preserve">Юридический адрес: </w:t>
             </w:r>
             <w:r>
-              <w:t xml:space="preserve">170100, Новосибирская обл., г. Тверь, ул. Ленинградская, вл. 77, стр. 5, пом. VII</w:t>
+              <w:t xml:space="preserve">143400, г. Красногорск, ш. Кутузовский, д. 72, кв. 11</w:t>
             </w:r>
           </w:p>
           <w:p>
@@ -785,7 +785,7 @@
               <w:t xml:space="preserve">Почтовый адрес: </w:t>
             </w:r>
             <w:r>
-              <w:t xml:space="preserve">443010, Новосибирская обл., г. Самара, проезд Пушкина, вл. 78, стр. 3, пом. VII</w:t>
+              <w:t xml:space="preserve">443010, г. Самара, проезд Пушкина, д. 78, кв. 156</w:t>
             </w:r>
           </w:p>
           <w:p>
@@ -793,13 +793,13 @@
               <w:t xml:space="preserve">ИНН </w:t>
             </w:r>
             <w:r>
-              <w:t xml:space="preserve">1062556745</w:t>
+              <w:t xml:space="preserve">6255674843</w:t>
             </w:r>
             <w:r>
               <w:t xml:space="preserve"> КПП </w:t>
             </w:r>
             <w:r>
-              <w:t xml:space="preserve">980236321</w:t>
+              <w:t xml:space="preserve">853498640</w:t>
             </w:r>
           </w:p>
           <w:p>
@@ -807,7 +807,7 @@
               <w:t xml:space="preserve">ОГРН </w:t>
             </w:r>
             <w:r>
-              <w:t xml:space="preserve">1795117770480</w:t>
+              <w:t xml:space="preserve">1511777048321</w:t>
             </w:r>
           </w:p>
           <w:p>
@@ -815,10 +815,10 @@
               <w:t xml:space="preserve">р/с </w:t>
             </w:r>
             <w:r>
-              <w:t xml:space="preserve">40702810832165070558</w:t>
-            </w:r>
-            <w:r>
-              <w:t xml:space="preserve"> в ПАО «Совкомбанк»</w:t>
+              <w:t xml:space="preserve">40702810516507055862</w:t>
+            </w:r>
+            <w:r>
+              <w:t xml:space="preserve"> в АО «Альфа-Банк»</w:t>
             </w:r>
           </w:p>
           <w:p>
@@ -826,13 +826,13 @@
               <w:t xml:space="preserve">к/с </w:t>
             </w:r>
             <w:r>
-              <w:t xml:space="preserve">30101810150040000763</w:t>
+              <w:t xml:space="preserve">30101810200000000593</w:t>
             </w:r>
             <w:r>
               <w:t xml:space="preserve"> БИК </w:t>
             </w:r>
             <w:r>
-              <w:t xml:space="preserve">045004763</w:t>
+              <w:t xml:space="preserve">044525593</w:t>
             </w:r>
           </w:p>
           <w:p>
@@ -840,7 +840,7 @@
               <w:t xml:space="preserve">Тел.: </w:t>
             </w:r>
             <w:r>
-              <w:t xml:space="preserve">+7 (495) 701-91-38</w:t>
+              <w:t xml:space="preserve">+7 (812) 156-85-91</w:t>
             </w:r>
           </w:p>
           <w:p>
@@ -848,16 +848,16 @@
               <w:t xml:space="preserve">E-mail: </w:t>
             </w:r>
             <w:r>
-              <w:t xml:space="preserve">pavlov@corp-tehno.ru</w:t>
+              <w:t xml:space="preserve">titova@gmail.com</w:t>
             </w:r>
           </w:p>
           <w:p/>
           <w:p>
             <w:r>
-              <w:t xml:space="preserve">Генеральный директор ______________ </w:t>
-            </w:r>
-            <w:r>
-              <w:t xml:space="preserve">Н. В. Павлов</w:t>
+              <w:t xml:space="preserve">Управляющий ______________ </w:t>
+            </w:r>
+            <w:r>
+              <w:t xml:space="preserve">М. И. Титова</w:t>
             </w:r>
           </w:p>
         </w:tc>
@@ -878,7 +878,7 @@
               <w:t xml:space="preserve">Индивидуальный предприниматель </w:t>
             </w:r>
             <w:r>
-              <w:t xml:space="preserve">Воробьёв Роман Павлович</w:t>
+              <w:t xml:space="preserve">Кузнецова Наталья Олеговна</w:t>
             </w:r>
           </w:p>
           <w:p>
@@ -886,7 +886,7 @@
               <w:t xml:space="preserve">Адрес регистрации: </w:t>
             </w:r>
             <w:r>
-              <w:t xml:space="preserve">101000, Свердловская обл., г. Москва, пер. Промышленная, вл. 27, стр. 1, пом. VII</w:t>
+              <w:t xml:space="preserve">394000, г. Воронеж, пер. Победы, д. 6, кв. 102</w:t>
             </w:r>
           </w:p>
           <w:p>
@@ -894,13 +894,13 @@
               <w:t xml:space="preserve">ИНН </w:t>
             </w:r>
             <w:r>
-              <w:t xml:space="preserve">269474191788</w:t>
+              <w:t xml:space="preserve">741917917934</w:t>
             </w:r>
             <w:r>
               <w:t xml:space="preserve"> ОГРНИП </w:t>
             </w:r>
             <w:r>
-              <w:t xml:space="preserve">391793781725289</w:t>
+              <w:t xml:space="preserve">337817252840526</w:t>
             </w:r>
           </w:p>
           <w:p>
@@ -908,7 +908,7 @@
               <w:t xml:space="preserve">р/с </w:t>
             </w:r>
             <w:r>
-              <w:t xml:space="preserve">40802810340521156801</w:t>
+              <w:t xml:space="preserve">40802810911568017678</w:t>
             </w:r>
             <w:r>
               <w:t xml:space="preserve"> в АО «Райффайзенбанк»</w:t>
@@ -925,7 +925,7 @@
               <w:t xml:space="preserve">Тел.: </w:t>
             </w:r>
             <w:r>
-              <w:t xml:space="preserve">+7 (495) 179-56-44</w:t>
+              <w:t xml:space="preserve">+7 (812) 308-72-20</w:t>
             </w:r>
           </w:p>
           <w:p>
@@ -933,7 +933,7 @@
               <w:t xml:space="preserve">E-mail: </w:t>
             </w:r>
             <w:r>
-              <w:t xml:space="preserve">vorobev@inbox.ru</w:t>
+              <w:t xml:space="preserve">kuznecova@romashka.ru</w:t>
             </w:r>
           </w:p>
           <w:p/>
@@ -942,7 +942,7 @@
               <w:t xml:space="preserve">ИП ______________ </w:t>
             </w:r>
             <w:r>
-              <w:t xml:space="preserve">Воробьёв Р. П.</w:t>
+              <w:t xml:space="preserve">Кузнецова Н. О.</w:t>
             </w:r>
           </w:p>
         </w:tc>
@@ -951,7 +951,7 @@
     <w:p>
       <w:r>
         <w:pict>
-          <v:shape id="tb8267" type="#_x0000_t202" style="position:absolute;margin-left:0;margin-top:0;width:400pt;height:40pt">
+          <v:shape id="tb8408" type="#_x0000_t202" style="position:absolute;margin-left:0;margin-top:0;width:400pt;height:40pt">
             <v:textbox>
               <w:txbxContent>
                 <w:p>
@@ -959,13 +959,13 @@
                     <w:t xml:space="preserve">ВНИМАНИЕ! Бухгалтерия: </w:t>
                   </w:r>
                   <w:r>
-                    <w:t xml:space="preserve">Титова Светлана Михайловна</w:t>
+                    <w:t xml:space="preserve">Зайцев Егор Дмитриевич</w:t>
                   </w:r>
                   <w:r>
                     <w:t xml:space="preserve">, </w:t>
                   </w:r>
                   <w:r>
-                    <w:t xml:space="preserve">+7 (812) 684-38-16 доб. 935</w:t>
+                    <w:t xml:space="preserve">+7 (383) 991-65-64 доб. 663</w:t>
                   </w:r>
                 </w:p>
               </w:txbxContent>
@@ -985,7 +985,7 @@
         <w:t xml:space="preserve">Займодавец: _______________ /</w:t>
       </w:r>
       <w:r>
-        <w:t xml:space="preserve">Павлов Н. В.</w:t>
+        <w:t xml:space="preserve">Титова М. И.</w:t>
       </w:r>
       <w:r>
         <w:t xml:space="preserve">/</w:t>
@@ -996,7 +996,7 @@
         <w:t xml:space="preserve">Заёмщик: _______________ /</w:t>
       </w:r>
       <w:r>
-        <w:t xml:space="preserve">Воробьёв Р. П.</w:t>
+        <w:t xml:space="preserve">Кузнецова Н. О.</w:t>
       </w:r>
       <w:r>
         <w:t xml:space="preserve">/</w:t>

--- a/tests/corpus_v2/docs/loan_0008.docx
+++ b/tests/corpus_v2/docs/loan_0008.docx
@@ -489,6 +489,93 @@
         </w:tc>
       </w:tr>
     </w:tbl>
+    <w:p>
+      <w:r>
+        <w:t xml:space="preserve">2.9. </w:t>
+      </w:r>
+      <w:r>
+        <w:t xml:space="preserve">Платёж по налогу перечисляется на код бюджетной классификации </w:t>
+      </w:r>
+      <w:r>
+        <w:t xml:space="preserve">182 101 010 110 110 001 10</w:t>
+      </w:r>
+      <w:r>
+        <w:t xml:space="preserve">, получатель — территориальный орган Федерального казначейства.</w:t>
+      </w:r>
+    </w:p>
+    <w:p>
+      <w:r>
+        <w:t xml:space="preserve">2.10. </w:t>
+      </w:r>
+      <w:r>
+        <w:t xml:space="preserve">Полномочия подтверждаются свидетельством о рождении, выдано </w:t>
+      </w:r>
+      <w:r>
+        <w:t xml:space="preserve">19.06.2017</w:t>
+      </w:r>
+      <w:r>
+        <w:t xml:space="preserve"> отделом ЗАГС.</w:t>
+      </w:r>
+    </w:p>
+    <w:tbl>
+      <w:tblPr>
+        <w:tblW w:w="9360" w:type="dxa"/>
+        <w:tblBorders>
+          <w:top w:val="single" w:sz="4" w:color="auto"/>
+          <w:left w:val="single" w:sz="4" w:color="auto"/>
+          <w:bottom w:val="single" w:sz="4" w:color="auto"/>
+          <w:right w:val="single" w:sz="4" w:color="auto"/>
+          <w:insideH w:val="single" w:sz="4" w:color="auto"/>
+          <w:insideV w:val="single" w:sz="4" w:color="auto"/>
+        </w:tblBorders>
+      </w:tblPr>
+      <w:tblGrid>
+        <w:gridCol w:w="4680"/>
+        <w:gridCol w:w="4680"/>
+      </w:tblGrid>
+      <w:tr>
+        <w:tc>
+          <w:tcPr>
+            <w:tcW w:w="4680" w:type="dxa"/>
+          </w:tcPr>
+          <w:p>
+            <w:r>
+              <w:t xml:space="preserve">6</w:t>
+            </w:r>
+          </w:p>
+        </w:tc>
+        <w:tc>
+          <w:tcPr>
+            <w:tcW w:w="4680" w:type="dxa"/>
+          </w:tcPr>
+          <w:p>
+            <w:r>
+              <w:t xml:space="preserve">РУБ.</w:t>
+            </w:r>
+          </w:p>
+        </w:tc>
+      </w:tr>
+    </w:tbl>
+    <w:p>
+      <w:r>
+        <w:t xml:space="preserve">2.11. </w:t>
+      </w:r>
+      <w:r>
+        <w:t xml:space="preserve">Поставке подлежит насос модели </w:t>
+      </w:r>
+      <w:r>
+        <w:t xml:space="preserve">ЭЦВ-6-10-80h</w:t>
+      </w:r>
+      <w:r>
+        <w:t xml:space="preserve"> и кабель марки </w:t>
+      </w:r>
+      <w:r>
+        <w:t xml:space="preserve">ВВГнг(А)-LSt</w:t>
+      </w:r>
+      <w:r>
+        <w:t xml:space="preserve">.</w:t>
+      </w:r>
+    </w:p>
     <w:p/>
     <w:p>
       <w:r>
@@ -503,7 +590,7 @@
         <w:t xml:space="preserve">3.1. Место исполнения обязательств: </w:t>
       </w:r>
       <w:r>
-        <w:t xml:space="preserve">443010, г. Самара, бул. Садовая, д. 69, кв. 72</w:t>
+        <w:t xml:space="preserve">141300, г. Сергиев Посад, наб. Космонавтов, д. 69, кв. 112</w:t>
       </w:r>
       <w:r>
         <w:t xml:space="preserve">.</w:t>
@@ -520,7 +607,7 @@
         <w:t xml:space="preserve"> по телефону </w:t>
       </w:r>
       <w:r>
-        <w:t xml:space="preserve">+7 (843) 740-78-65</w:t>
+        <w:t xml:space="preserve">+7 (383) 790-19-27</w:t>
       </w:r>
       <w:r>
         <w:t xml:space="preserve">.</w:t>
@@ -590,7 +677,7 @@
         <w:t xml:space="preserve">Сторона, для которой создалась невозможность исполнения, обязана уведомить другую Сторону. Срок уведомления — </w:t>
       </w:r>
       <w:r>
-        <w:t xml:space="preserve">не позднее 05.02.2025</w:t>
+        <w:t xml:space="preserve">не позднее 01.10.2026</w:t>
       </w:r>
       <w:r>
         <w:t xml:space="preserve">.</w:t>
@@ -604,7 +691,7 @@
         <w:t xml:space="preserve">Все споры и разногласия решаются путём переговоров. Претензионный порядок обязателен, срок ответа на претензию — </w:t>
       </w:r>
       <w:r>
-        <w:t xml:space="preserve">в течение 3 месяцев с даты подписания Сторонами акта сдачи-приемки оказанных услуг</w:t>
+        <w:t xml:space="preserve">в течение 36 месяцев с даты подписания Сторонами акта сдачи-приемки оказанных услуг</w:t>
       </w:r>
       <w:r>
         <w:t xml:space="preserve">.</w:t>
@@ -625,7 +712,7 @@
         <w:t xml:space="preserve">Дополнительный телефон: </w:t>
       </w:r>
       <w:r>
-        <w:t xml:space="preserve">+⁠7 (3­83) 763-47-81</w:t>
+        <w:t xml:space="preserve">+⁠7 (8­46) 977-47-81</w:t>
       </w:r>
     </w:p>
     <w:p>

--- a/tests/corpus_v2/docs/loan_0008.docx
+++ b/tests/corpus_v2/docs/loan_0008.docx
@@ -109,7 +109,7 @@
         <w:t xml:space="preserve">Сумма займа: </w:t>
       </w:r>
       <w:r>
-        <w:t xml:space="preserve">Девяносто девять миллионов семьсот тысяч рублей 00 копеек</w:t>
+        <w:t xml:space="preserve">Восемьсот шестьдесят девять тысяч рублей 50 копеек</w:t>
       </w:r>
       <w:r>
         <w:t xml:space="preserve">, НДС не облагается</w:t>
@@ -126,7 +126,7 @@
         <w:t xml:space="preserve">Ставка за пользование займом: </w:t>
       </w:r>
       <w:r>
-        <w:t xml:space="preserve">10 (десять) процентов годовых</w:t>
+        <w:t xml:space="preserve">20 (двадцать) процентов годовых</w:t>
       </w:r>
       <w:r>
         <w:t xml:space="preserve">.</w:t>
@@ -144,6 +144,101 @@
       </w:r>
       <w:r>
         <w:t xml:space="preserve"> согласуется Сторонами дополнительно.</w:t>
+      </w:r>
+    </w:p>
+    <w:p>
+      <w:r>
+        <w:t xml:space="preserve">1.5. </w:t>
+      </w:r>
+      <w:r>
+        <w:t xml:space="preserve">Партия сопровождается накладной формы ТОРГ-12 № </w:t>
+      </w:r>
+      <w:r>
+        <w:t xml:space="preserve">045249073</w:t>
+      </w:r>
+      <w:r>
+        <w:t xml:space="preserve">. Каталожный номер изделия — </w:t>
+      </w:r>
+      <w:r>
+        <w:t xml:space="preserve">045202496</w:t>
+      </w:r>
+      <w:r>
+        <w:t xml:space="preserve">. Заводской номер насоса — </w:t>
+      </w:r>
+      <w:r>
+        <w:t xml:space="preserve">044489386</w:t>
+      </w:r>
+      <w:r>
+        <w:t xml:space="preserve">.</w:t>
+      </w:r>
+    </w:p>
+    <w:p>
+      <w:r>
+        <w:t xml:space="preserve">1.6. </w:t>
+      </w:r>
+      <w:r>
+        <w:t xml:space="preserve">Расходы отражаются по коду цели </w:t>
+      </w:r>
+      <w:r>
+        <w:t xml:space="preserve">046689395</w:t>
+      </w:r>
+      <w:r>
+        <w:t xml:space="preserve">, установленному приказом Минфина России от 01.12.2010 № 157н. </w:t>
+      </w:r>
+      <w:r>
+        <w:t xml:space="preserve">БИК будет сообщён дополнительно, номер заявки — </w:t>
+      </w:r>
+      <w:r>
+        <w:t xml:space="preserve">049280117</w:t>
+      </w:r>
+      <w:r>
+        <w:t xml:space="preserve">.</w:t>
+      </w:r>
+    </w:p>
+    <w:p>
+      <w:r>
+        <w:t xml:space="preserve">1.7. </w:t>
+      </w:r>
+      <w:r>
+        <w:t xml:space="preserve">Расчёты за коммунальные услуги ведутся по лицевому счёту абонента </w:t>
+      </w:r>
+      <w:r>
+        <w:t xml:space="preserve">85276688487</w:t>
+      </w:r>
+      <w:r>
+        <w:t xml:space="preserve">. Спецификация зарегистрирована за номером </w:t>
+      </w:r>
+      <w:r>
+        <w:t xml:space="preserve">82377728780</w:t>
+      </w:r>
+      <w:r>
+        <w:t xml:space="preserve">. Заводской номер прибора учёта — </w:t>
+      </w:r>
+      <w:r>
+        <w:t xml:space="preserve">80248351152</w:t>
+      </w:r>
+      <w:r>
+        <w:t xml:space="preserve">.</w:t>
+      </w:r>
+    </w:p>
+    <w:p>
+      <w:r>
+        <w:t xml:space="preserve">1.8. </w:t>
+      </w:r>
+      <w:r>
+        <w:t xml:space="preserve">Сведения внесены в реестр за номером </w:t>
+      </w:r>
+      <w:r>
+        <w:t xml:space="preserve">88972249102</w:t>
+      </w:r>
+      <w:r>
+        <w:t xml:space="preserve">, как предусмотрено пунктом 2 статьи 434 Гражданского кодекса Российской Федерации. Уведомление о регистрации имеет исходящий № </w:t>
+      </w:r>
+      <w:r>
+        <w:t xml:space="preserve">85458558882</w:t>
+      </w:r>
+      <w:r>
+        <w:t xml:space="preserve">.</w:t>
       </w:r>
     </w:p>
     <w:p/>
@@ -160,7 +255,7 @@
         <w:t xml:space="preserve">2.1. Общая цена Договора: </w:t>
       </w:r>
       <w:r>
-        <w:t xml:space="preserve">не менее 922 000 (Девятисот двадцати двух тысяч) ₽</w:t>
+        <w:t xml:space="preserve">не менее 312 000 (Трёхсот двенадцати тысяч) ₽</w:t>
       </w:r>
       <w:r>
         <w:t xml:space="preserve">, в т.ч. НДС </w:t>
@@ -183,7 +278,7 @@
         <w:t xml:space="preserve">, но не более </w:t>
       </w:r>
       <w:r>
-        <w:t xml:space="preserve">12% от цены Договора</w:t>
+        <w:t xml:space="preserve">18% от цены Договора</w:t>
       </w:r>
       <w:r>
         <w:t xml:space="preserve">.</w:t>
@@ -194,7 +289,7 @@
         <w:t xml:space="preserve">2.3. Срок оплаты — </w:t>
       </w:r>
       <w:r>
-        <w:t xml:space="preserve">в течение 45 банковских дней с момента поступления денежных средств на расчетный счет</w:t>
+        <w:t xml:space="preserve">в течение 10 банковских дней с момента поступления денежных средств на расчетный счет</w:t>
       </w:r>
       <w:r>
         <w:t xml:space="preserve">.</w:t>
@@ -225,7 +320,7 @@
         <w:t xml:space="preserve">, артикул </w:t>
       </w:r>
       <w:r>
-        <w:t xml:space="preserve">RM-7532-23</w:t>
+        <w:t xml:space="preserve">RM-5465-55</w:t>
       </w:r>
       <w:r>
         <w:t xml:space="preserve">, код </w:t>
@@ -285,49 +380,49 @@
         <w:t xml:space="preserve">. Товар отгружается с сопроводительным документом паспорт качества № </w:t>
       </w:r>
       <w:r>
-        <w:t xml:space="preserve">93 18 058338</w:t>
+        <w:t xml:space="preserve">06 13 297971</w:t>
       </w:r>
       <w:r>
         <w:t xml:space="preserve">. К партии приложен паспорт изделия № </w:t>
       </w:r>
       <w:r>
-        <w:t xml:space="preserve">30 14 887097</w:t>
+        <w:t xml:space="preserve">27 16 088950</w:t>
       </w:r>
       <w:r>
         <w:t xml:space="preserve">. Оборудование поставляется с паспортом транспортного средства № </w:t>
       </w:r>
       <w:r>
-        <w:t xml:space="preserve">52 15 611531</w:t>
+        <w:t xml:space="preserve">02 03 379204</w:t>
       </w:r>
       <w:r>
         <w:t xml:space="preserve">. Приёмка производится согласно техническому паспорту </w:t>
       </w:r>
       <w:r>
-        <w:t xml:space="preserve">90 18 159080</w:t>
+        <w:t xml:space="preserve">35 19 912872</w:t>
       </w:r>
       <w:r>
         <w:t xml:space="preserve">. СНИЛС не указан, номер заказа </w:t>
       </w:r>
       <w:r>
-        <w:t xml:space="preserve">636-060-212 41</w:t>
+        <w:t xml:space="preserve">447-436-564 56</w:t>
       </w:r>
       <w:r>
         <w:t xml:space="preserve">. Дата рождения не проставлена, документ выдан </w:t>
       </w:r>
       <w:r>
-        <w:t xml:space="preserve">03.09.2018</w:t>
+        <w:t xml:space="preserve">15.06.2024</w:t>
       </w:r>
       <w:r>
         <w:t xml:space="preserve">. Код подразделения, см. артикул </w:t>
       </w:r>
       <w:r>
-        <w:t xml:space="preserve">278-410</w:t>
+        <w:t xml:space="preserve">805-229</w:t>
       </w:r>
       <w:r>
         <w:t xml:space="preserve">. Цена — </w:t>
       </w:r>
       <w:r>
-        <w:t xml:space="preserve">21900000 (двадцать один миллион девятьсот тысяч) руб. 0 коп.</w:t>
+        <w:t xml:space="preserve">904000 (девятьсот четыре тысячи) руб. 0 коп.</w:t>
       </w:r>
       <w:r>
         <w:t xml:space="preserve">, в том числе НДС</w:t>
@@ -344,25 +439,25 @@
         <w:t xml:space="preserve">Товар маркирован штрихкодом </w:t>
       </w:r>
       <w:r>
-        <w:t xml:space="preserve">4608204812849</w:t>
+        <w:t xml:space="preserve">4605376805197</w:t>
       </w:r>
       <w:r>
         <w:t xml:space="preserve">. Код контрагента по ОКПО — </w:t>
       </w:r>
       <w:r>
-        <w:t xml:space="preserve">9614847268</w:t>
+        <w:t xml:space="preserve">6183354327</w:t>
       </w:r>
       <w:r>
         <w:t xml:space="preserve">. Оборудование учтено под инвентарным номером </w:t>
       </w:r>
       <w:r>
-        <w:t xml:space="preserve">040166165</w:t>
+        <w:t xml:space="preserve">048290791</w:t>
       </w:r>
       <w:r>
         <w:t xml:space="preserve">, складской позиции присвоен номер </w:t>
       </w:r>
       <w:r>
-        <w:t xml:space="preserve">619370075</w:t>
+        <w:t xml:space="preserve">058650598</w:t>
       </w:r>
       <w:r>
         <w:t xml:space="preserve">.</w:t>
@@ -376,19 +471,19 @@
         <w:t xml:space="preserve">Оплата по счёту-фактуре на КБК </w:t>
       </w:r>
       <w:r>
-        <w:t xml:space="preserve">18210101011011000141</w:t>
+        <w:t xml:space="preserve">18210101011011000150</w:t>
       </w:r>
       <w:r>
         <w:t xml:space="preserve">. ИНН не присвоен, регистрационный № </w:t>
       </w:r>
       <w:r>
-        <w:t xml:space="preserve">6358270018</w:t>
+        <w:t xml:space="preserve">1655562047</w:t>
       </w:r>
       <w:r>
         <w:t xml:space="preserve">. ИНН не присвоен, платёжный документ № </w:t>
       </w:r>
       <w:r>
-        <w:t xml:space="preserve">147847998328</w:t>
+        <w:t xml:space="preserve">099818500671</w:t>
       </w:r>
       <w:r>
         <w:t xml:space="preserve">. Заказчик действует в лице </w:t>
@@ -408,7 +503,7 @@
         <w:t xml:space="preserve">Массовая доля влаги в товаре — </w:t>
       </w:r>
       <w:r>
-        <w:t xml:space="preserve">не более 14 %</w:t>
+        <w:t xml:space="preserve">не более 13 %</w:t>
       </w:r>
       <w:r>
         <w:t xml:space="preserve">. Товар подлежит хранению </w:t>
@@ -483,7 +578,7 @@
           </w:tcPr>
           <w:p>
             <w:r>
-              <w:t xml:space="preserve">4217926036</w:t>
+              <w:t xml:space="preserve">5960260148</w:t>
             </w:r>
           </w:p>
         </w:tc>
@@ -511,7 +606,7 @@
         <w:t xml:space="preserve">Полномочия подтверждаются свидетельством о рождении, выдано </w:t>
       </w:r>
       <w:r>
-        <w:t xml:space="preserve">19.06.2017</w:t>
+        <w:t xml:space="preserve">19.01.2018</w:t>
       </w:r>
       <w:r>
         <w:t xml:space="preserve"> отделом ЗАГС.</w:t>
@@ -540,7 +635,7 @@
           </w:tcPr>
           <w:p>
             <w:r>
-              <w:t xml:space="preserve">6</w:t>
+              <w:t xml:space="preserve">7</w:t>
             </w:r>
           </w:p>
         </w:tc>
@@ -590,7 +685,7 @@
         <w:t xml:space="preserve">3.1. Место исполнения обязательств: </w:t>
       </w:r>
       <w:r>
-        <w:t xml:space="preserve">141300, г. Сергиев Посад, наб. Космонавтов, д. 69, кв. 112</w:t>
+        <w:t xml:space="preserve">620014, г. Екатеринбург, ш. Кутузовский, д. 47, кв. 83</w:t>
       </w:r>
       <w:r>
         <w:t xml:space="preserve">.</w:t>
@@ -607,7 +702,7 @@
         <w:t xml:space="preserve"> по телефону </w:t>
       </w:r>
       <w:r>
-        <w:t xml:space="preserve">+7 (383) 790-19-27</w:t>
+        <w:t xml:space="preserve">+7 (812) 765-60-23</w:t>
       </w:r>
       <w:r>
         <w:t xml:space="preserve">.</w:t>
@@ -618,7 +713,111 @@
         <w:t xml:space="preserve">3.3. Срок исполнения обязательств — </w:t>
       </w:r>
       <w:r>
-        <w:t xml:space="preserve">в течение 5 (Пяти) календарных дней с момента заключения контракта</w:t>
+        <w:t xml:space="preserve">в течение 60 (Шестидесяти) календарных дней с момента заключения контракта</w:t>
+      </w:r>
+      <w:r>
+        <w:t xml:space="preserve">.</w:t>
+      </w:r>
+    </w:p>
+    <w:p>
+      <w:r>
+        <w:t xml:space="preserve">3.4. </w:t>
+      </w:r>
+      <w:r>
+        <w:t xml:space="preserve">Работы выполняются за счёт средств бюджета по коду бюджетной классификации </w:t>
+      </w:r>
+      <w:r>
+        <w:t xml:space="preserve">18211943864663209301</w:t>
+      </w:r>
+      <w:r>
+        <w:t xml:space="preserve">. Счётчик имеет заводской номер </w:t>
+      </w:r>
+      <w:r>
+        <w:t xml:space="preserve">39782552150407342914</w:t>
+      </w:r>
+      <w:r>
+        <w:t xml:space="preserve">.</w:t>
+      </w:r>
+    </w:p>
+    <w:p>
+      <w:r>
+        <w:t xml:space="preserve">3.5. </w:t>
+      </w:r>
+      <w:r>
+        <w:t xml:space="preserve">Счёт на оплату выставляется с уникальным идентификатором начисления </w:t>
+      </w:r>
+      <w:r>
+        <w:t xml:space="preserve">18209011152723743702</w:t>
+      </w:r>
+      <w:r>
+        <w:t xml:space="preserve">. Счёт-проформа зарегистрирован за номером </w:t>
+      </w:r>
+      <w:r>
+        <w:t xml:space="preserve">77553863607572205240</w:t>
+      </w:r>
+      <w:r>
+        <w:t xml:space="preserve">. Списание со счёта производится в очерёдности статьи 855 Гражданского кодекса Российской Федерации, код вида дохода </w:t>
+      </w:r>
+      <w:r>
+        <w:t xml:space="preserve">18210153289201904504</w:t>
+      </w:r>
+      <w:r>
+        <w:t xml:space="preserve">.</w:t>
+      </w:r>
+    </w:p>
+    <w:p>
+      <w:r>
+        <w:t xml:space="preserve">3.6. </w:t>
+      </w:r>
+      <w:r>
+        <w:t xml:space="preserve">ИНН иностранному контрагенту не присваивается, номер в торговом реестре </w:t>
+      </w:r>
+      <w:r>
+        <w:t xml:space="preserve">8158399475</w:t>
+      </w:r>
+      <w:r>
+        <w:t xml:space="preserve">. ИНН указан в приложении, номер спецификации </w:t>
+      </w:r>
+      <w:r>
+        <w:t xml:space="preserve">9507458656</w:t>
+      </w:r>
+      <w:r>
+        <w:t xml:space="preserve">. Постановка на учёт производится по статье 84 Налогового кодекса Российской Федерации, решение № </w:t>
+      </w:r>
+      <w:r>
+        <w:t xml:space="preserve">7826570011</w:t>
+      </w:r>
+      <w:r>
+        <w:t xml:space="preserve">.</w:t>
+      </w:r>
+    </w:p>
+    <w:p>
+      <w:r>
+        <w:t xml:space="preserve">3.7. </w:t>
+      </w:r>
+      <w:r>
+        <w:t xml:space="preserve">Регистрационный номер партии товара — </w:t>
+      </w:r>
+      <w:r>
+        <w:t xml:space="preserve">6597108804</w:t>
+      </w:r>
+      <w:r>
+        <w:t xml:space="preserve">. Доля посторонних включений — не более </w:t>
+      </w:r>
+      <w:r>
+        <w:t xml:space="preserve">2,2 %</w:t>
+      </w:r>
+      <w:r>
+        <w:t xml:space="preserve">. Погрешность измерения прибора — не более </w:t>
+      </w:r>
+      <w:r>
+        <w:t xml:space="preserve">0,2 %</w:t>
+      </w:r>
+      <w:r>
+        <w:t xml:space="preserve">. Заводской номер поставляемого станка — </w:t>
+      </w:r>
+      <w:r>
+        <w:t xml:space="preserve">3393806603</w:t>
       </w:r>
       <w:r>
         <w:t xml:space="preserve">.</w:t>
@@ -677,7 +876,7 @@
         <w:t xml:space="preserve">Сторона, для которой создалась невозможность исполнения, обязана уведомить другую Сторону. Срок уведомления — </w:t>
       </w:r>
       <w:r>
-        <w:t xml:space="preserve">не позднее 01.10.2026</w:t>
+        <w:t xml:space="preserve">не позднее 27.05.2026</w:t>
       </w:r>
       <w:r>
         <w:t xml:space="preserve">.</w:t>
@@ -691,7 +890,125 @@
         <w:t xml:space="preserve">Все споры и разногласия решаются путём переговоров. Претензионный порядок обязателен, срок ответа на претензию — </w:t>
       </w:r>
       <w:r>
-        <w:t xml:space="preserve">в течение 36 месяцев с даты подписания Сторонами акта сдачи-приемки оказанных услуг</w:t>
+        <w:t xml:space="preserve">в течение 12 месяцев с даты подписания Сторонами акта сдачи-приемки оказанных услуг</w:t>
+      </w:r>
+      <w:r>
+        <w:t xml:space="preserve">.</w:t>
+      </w:r>
+    </w:p>
+    <w:p>
+      <w:r>
+        <w:t xml:space="preserve">4.6. </w:t>
+      </w:r>
+      <w:r>
+        <w:t xml:space="preserve">ИНН физического лица не приводится; лицевой счёт — </w:t>
+      </w:r>
+      <w:r>
+        <w:t xml:space="preserve">943380977858</w:t>
+      </w:r>
+      <w:r>
+        <w:t xml:space="preserve">. ИНН см. приложение; номенклатурный код — </w:t>
+      </w:r>
+      <w:r>
+        <w:t xml:space="preserve">613122789978</w:t>
+      </w:r>
+      <w:r>
+        <w:t xml:space="preserve">. ИНН физического лица обрабатывается в порядке статьи 86 Налогового кодекса Российской Федерации; номер запроса — </w:t>
+      </w:r>
+      <w:r>
+        <w:t xml:space="preserve">816287922270</w:t>
+      </w:r>
+      <w:r>
+        <w:t xml:space="preserve">.</w:t>
+      </w:r>
+    </w:p>
+    <w:p>
+      <w:r>
+        <w:t xml:space="preserve">4.7. </w:t>
+      </w:r>
+      <w:r>
+        <w:t xml:space="preserve">Номер товарной накладной на партию — </w:t>
+      </w:r>
+      <w:r>
+        <w:t xml:space="preserve">230554196814</w:t>
+      </w:r>
+      <w:r>
+        <w:t xml:space="preserve">. Модуль учёта имеет заводской номер </w:t>
+      </w:r>
+      <w:r>
+        <w:t xml:space="preserve">170900713025</w:t>
+      </w:r>
+      <w:r>
+        <w:t xml:space="preserve">. Уклон монтируемой кровли составляет </w:t>
+      </w:r>
+      <w:r>
+        <w:t xml:space="preserve">2 %</w:t>
+      </w:r>
+      <w:r>
+        <w:t xml:space="preserve">.</w:t>
+      </w:r>
+    </w:p>
+    <w:p>
+      <w:r>
+        <w:t xml:space="preserve">4.8. </w:t>
+      </w:r>
+      <w:r>
+        <w:t xml:space="preserve">Предельная доля иностранного участия по закону — </w:t>
+      </w:r>
+      <w:r>
+        <w:t xml:space="preserve">49 %</w:t>
+      </w:r>
+      <w:r>
+        <w:t xml:space="preserve"> согласно Федеральному закону об иностранных инвестициях. Приложением № 3 установлена доля брака не более </w:t>
+      </w:r>
+      <w:r>
+        <w:t xml:space="preserve">0,7 %</w:t>
+      </w:r>
+      <w:r>
+        <w:t xml:space="preserve">.</w:t>
+      </w:r>
+    </w:p>
+    <w:p>
+      <w:r>
+        <w:t xml:space="preserve">4.9. </w:t>
+      </w:r>
+      <w:r>
+        <w:t xml:space="preserve">Товар имеет срок годности </w:t>
+      </w:r>
+      <w:r>
+        <w:t xml:space="preserve">в течение 12 месяцев</w:t>
+      </w:r>
+      <w:r>
+        <w:t xml:space="preserve"> с даты изготовления. Бетонная смесь выдерживается </w:t>
+      </w:r>
+      <w:r>
+        <w:t xml:space="preserve">в течение 24 часов</w:t>
+      </w:r>
+      <w:r>
+        <w:t xml:space="preserve"> при температуре не ниже +5 °C.</w:t>
+      </w:r>
+    </w:p>
+    <w:p>
+      <w:r>
+        <w:t xml:space="preserve">4.10. </w:t>
+      </w:r>
+      <w:r>
+        <w:t xml:space="preserve">Требования по качеству работ заявляются </w:t>
+      </w:r>
+      <w:r>
+        <w:t xml:space="preserve">в течение одного года</w:t>
+      </w:r>
+      <w:r>
+        <w:t xml:space="preserve"> по правилам статьи 725 Гражданского кодекса Российской Федерации. Поставщик присутствует на рынке </w:t>
+      </w:r>
+      <w:r>
+        <w:t xml:space="preserve">в течение 24 лет</w:t>
+      </w:r>
+      <w:r>
+        <w:t xml:space="preserve">. Отчётный период по Договору завершается </w:t>
+      </w:r>
+      <w:r>
+        <w:t xml:space="preserve">не позднее 06.04.2028</w:t>
       </w:r>
       <w:r>
         <w:t xml:space="preserve">.</w:t>
@@ -712,7 +1029,7 @@
         <w:t xml:space="preserve">Дополнительный телефон: </w:t>
       </w:r>
       <w:r>
-        <w:t xml:space="preserve">+⁠7 (8­46) 977-47-81</w:t>
+        <w:t xml:space="preserve">+7­ (⁠499) 569-59-88</w:t>
       </w:r>
     </w:p>
     <w:p>
@@ -720,7 +1037,7 @@
         <w:t xml:space="preserve">Контактное лицо: </w:t>
       </w:r>
       <w:r>
-        <w:t xml:space="preserve">Кузнецо­ва Наталья Олег овна</w:t>
+        <w:t xml:space="preserve">К­узнецова⁠ Наталья Олеговна</w:t>
       </w:r>
     </w:p>
     <w:p>
@@ -778,10 +1095,10 @@
         <w:rPr>
           <w:b/>
         </w:rPr>
-        <w:t xml:space="preserve">не позднее 25.05.20</w:t>
-      </w:r>
-      <w:r>
-        <w:t xml:space="preserve">25</w:t>
+        <w:t xml:space="preserve">не позднее 24.06.20</w:t>
+      </w:r>
+      <w:r>
+        <w:t xml:space="preserve">26</w:t>
       </w:r>
       <w:r>
         <w:t xml:space="preserve">.</w:t>
@@ -795,7 +1112,7 @@
         <w:rPr>
           <w:b/>
         </w:rPr>
-        <w:t xml:space="preserve">77/20</w:t>
+        <w:t xml:space="preserve">74/20</w:t>
       </w:r>
       <w:r>
         <w:t xml:space="preserve">25-Д</w:t>
@@ -809,7 +1126,7 @@
         <w:t xml:space="preserve">9.4. Контрольная запись: </w:t>
       </w:r>
       <w:r>
-        <w:t xml:space="preserve">320  000,5 5 (Триста двадцать тысяч) RUB</w:t>
+        <w:t xml:space="preserve">22​3 000,43 (Двести двад​цать три тысячи) RUB</w:t>
       </w:r>
       <w:r>
         <w:t xml:space="preserve">.</w:t>
@@ -864,15 +1181,7 @@
               <w:t xml:space="preserve">Юридический адрес: </w:t>
             </w:r>
             <w:r>
-              <w:t xml:space="preserve">143400, г. Красногорск, ш. Кутузовский, д. 72, кв. 11</w:t>
-            </w:r>
-          </w:p>
-          <w:p>
-            <w:r>
-              <w:t xml:space="preserve">Почтовый адрес: </w:t>
-            </w:r>
-            <w:r>
-              <w:t xml:space="preserve">443010, г. Самара, проезд Пушкина, д. 78, кв. 156</w:t>
+              <w:t xml:space="preserve">170100, г. Тверь, просп. Заречная, д. 12, кв. 157</w:t>
             </w:r>
           </w:p>
           <w:p>
@@ -927,7 +1236,7 @@
               <w:t xml:space="preserve">Тел.: </w:t>
             </w:r>
             <w:r>
-              <w:t xml:space="preserve">+7 (812) 156-85-91</w:t>
+              <w:t xml:space="preserve">+7 (843) 645-40-70</w:t>
             </w:r>
           </w:p>
           <w:p>
@@ -935,7 +1244,7 @@
               <w:t xml:space="preserve">E-mail: </w:t>
             </w:r>
             <w:r>
-              <w:t xml:space="preserve">titova@gmail.com</w:t>
+              <w:t xml:space="preserve">titova@mail.ru</w:t>
             </w:r>
           </w:p>
           <w:p/>
@@ -973,7 +1282,7 @@
               <w:t xml:space="preserve">Адрес регистрации: </w:t>
             </w:r>
             <w:r>
-              <w:t xml:space="preserve">394000, г. Воронеж, пер. Победы, д. 6, кв. 102</w:t>
+              <w:t xml:space="preserve">630099, г. Новосибирск, бул. Гагарина, д. 81, кв. 28</w:t>
             </w:r>
           </w:p>
           <w:p>
@@ -1012,7 +1321,7 @@
               <w:t xml:space="preserve">Тел.: </w:t>
             </w:r>
             <w:r>
-              <w:t xml:space="preserve">+7 (812) 308-72-20</w:t>
+              <w:t xml:space="preserve">+7 (843) 547-66-23</w:t>
             </w:r>
           </w:p>
           <w:p>
@@ -1038,7 +1347,7 @@
     <w:p>
       <w:r>
         <w:pict>
-          <v:shape id="tb8408" type="#_x0000_t202" style="position:absolute;margin-left:0;margin-top:0;width:400pt;height:40pt">
+          <v:shape id="tb3636" type="#_x0000_t202" style="position:absolute;margin-left:0;margin-top:0;width:400pt;height:40pt">
             <v:textbox>
               <w:txbxContent>
                 <w:p>
@@ -1046,13 +1355,13 @@
                     <w:t xml:space="preserve">ВНИМАНИЕ! Бухгалтерия: </w:t>
                   </w:r>
                   <w:r>
-                    <w:t xml:space="preserve">Зайцев Егор Дмитриевич</w:t>
+                    <w:t xml:space="preserve">Новикова Дарья Николаевна</w:t>
                   </w:r>
                   <w:r>
                     <w:t xml:space="preserve">, </w:t>
                   </w:r>
                   <w:r>
-                    <w:t xml:space="preserve">+7 (383) 991-65-64 доб. 663</w:t>
+                    <w:t xml:space="preserve">+7 (383) 848-16-22 доб. 207</w:t>
                   </w:r>
                 </w:p>
               </w:txbxContent>

--- a/tests/corpus_v2/docs/loan_0008.docx
+++ b/tests/corpus_v2/docs/loan_0008.docx
@@ -1127,6 +1127,37 @@
       </w:r>
       <w:r>
         <w:t xml:space="preserve">22​3 000,43 (Двести двад​цать три тысячи) RUB</w:t>
+      </w:r>
+      <w:r>
+        <w:t xml:space="preserve">.</w:t>
+      </w:r>
+    </w:p>
+    <w:p/>
+    <w:p>
+      <w:r>
+        <w:rPr>
+          <w:b/>
+        </w:rPr>
+        <w:t xml:space="preserve">6. ОСОБЫЕ УСЛОВИЯ ОТДЕЛЬНЫХ ВИДОВ ДАННЫХ</w:t>
+      </w:r>
+    </w:p>
+    <w:p>
+      <w:r>
+        <w:t xml:space="preserve">6.1. Полномочия представителя подтверждены доверенностью, реестровый номер </w:t>
+      </w:r>
+      <w:r>
+        <w:t xml:space="preserve">50/121-н/50-2023-4-88</w:t>
+      </w:r>
+      <w:r>
+        <w:t xml:space="preserve">.</w:t>
+      </w:r>
+    </w:p>
+    <w:p>
+      <w:r>
+        <w:t xml:space="preserve">6.2. Для сопоставления в учёте указывается: </w:t>
+      </w:r>
+      <w:r>
+        <w:t xml:space="preserve">ГОСТ Р 52044-2003</w:t>
       </w:r>
       <w:r>
         <w:t xml:space="preserve">.</w:t>

--- a/tests/corpus_v2/docs/loan_0008.docx
+++ b/tests/corpus_v2/docs/loan_0008.docx
@@ -140,7 +140,7 @@
         <w:t xml:space="preserve">Выдача займа производится траншами; </w:t>
       </w:r>
       <w:r>
-        <w:t xml:space="preserve">размер каждого транша</w:t>
+        <w:t xml:space="preserve">количество траншей</w:t>
       </w:r>
       <w:r>
         <w:t xml:space="preserve"> согласуется Сторонами дополнительно.</w:t>
@@ -300,7 +300,7 @@
         <w:t xml:space="preserve">2.4. Порядок выборки: </w:t>
       </w:r>
       <w:r>
-        <w:t xml:space="preserve">первый транш</w:t>
+        <w:t xml:space="preserve">график выдачи траншей</w:t>
       </w:r>
       <w:r>
         <w:t xml:space="preserve"> определяется приложением к Договору.</w:t>
@@ -1143,21 +1143,87 @@
     </w:p>
     <w:p>
       <w:r>
-        <w:t xml:space="preserve">6.1. Полномочия представителя подтверждены доверенностью, реестровый номер </w:t>
-      </w:r>
-      <w:r>
-        <w:t xml:space="preserve">50/121-н/50-2023-4-88</w:t>
-      </w:r>
-      <w:r>
-        <w:t xml:space="preserve">.</w:t>
-      </w:r>
-    </w:p>
-    <w:p>
-      <w:r>
-        <w:t xml:space="preserve">6.2. Для сопоставления в учёте указывается: </w:t>
-      </w:r>
-      <w:r>
-        <w:t xml:space="preserve">ГОСТ Р 52044-2003</w:t>
+        <w:t xml:space="preserve">6.1. Работы выполняются на основании ранее заключённого Договора № </w:t>
+      </w:r>
+      <w:r>
+        <w:t xml:space="preserve">2/17</w:t>
+      </w:r>
+      <w:r>
+        <w:t xml:space="preserve"> между теми же сторонами.</w:t>
+      </w:r>
+    </w:p>
+    <w:p>
+      <w:r>
+        <w:t xml:space="preserve">6.2. Первичные документы: </w:t>
+      </w:r>
+      <w:r>
+        <w:t xml:space="preserve">лицензия Л035-01298-77/00123456 Рособрнадзора</w:t>
+      </w:r>
+      <w:r>
+        <w:t xml:space="preserve">.</w:t>
+      </w:r>
+    </w:p>
+    <w:p>
+      <w:r>
+        <w:t xml:space="preserve">6.3. Запись о лицензии внесена в реестр за регистрационным номером </w:t>
+      </w:r>
+      <w:r>
+        <w:t xml:space="preserve">731004592</w:t>
+      </w:r>
+      <w:r>
+        <w:t xml:space="preserve">.</w:t>
+      </w:r>
+    </w:p>
+    <w:p>
+      <w:r>
+        <w:t xml:space="preserve">6.4. Внутренний учёт ведётся отдельно: </w:t>
+      </w:r>
+      <w:r>
+        <w:t xml:space="preserve">сведения внесены в реестр, номер записи не присвоен</w:t>
+      </w:r>
+      <w:r>
+        <w:t xml:space="preserve">.</w:t>
+      </w:r>
+    </w:p>
+    <w:p>
+      <w:r>
+        <w:t xml:space="preserve">6.5. Полномочия представителя подтверждены доверенностью, реестровый номер </w:t>
+      </w:r>
+      <w:r>
+        <w:t xml:space="preserve">78/1445-н/78-2022-12-7</w:t>
+      </w:r>
+      <w:r>
+        <w:t xml:space="preserve">.</w:t>
+      </w:r>
+    </w:p>
+    <w:p>
+      <w:r>
+        <w:t xml:space="preserve">6.6. Для сопоставления в учёте указывается: </w:t>
+      </w:r>
+      <w:r>
+        <w:t xml:space="preserve">срок действия 12/2024-06/2025</w:t>
+      </w:r>
+      <w:r>
+        <w:t xml:space="preserve">.</w:t>
+      </w:r>
+    </w:p>
+    <w:p>
+      <w:r>
+        <w:t xml:space="preserve">6.7. Решение принято большинством в </w:t>
+      </w:r>
+      <w:r>
+        <w:t xml:space="preserve">9 % уставного капитала общества</w:t>
+      </w:r>
+      <w:r>
+        <w:t xml:space="preserve"> от общего числа голосов членов совета директоров.</w:t>
+      </w:r>
+    </w:p>
+    <w:p>
+      <w:r>
+        <w:t xml:space="preserve">6.8. Кворум определяется уставом: </w:t>
+      </w:r>
+      <w:r>
+        <w:t xml:space="preserve">большинством в две трети голосов</w:t>
       </w:r>
       <w:r>
         <w:t xml:space="preserve">.</w:t>

--- a/tests/corpus_v2/docs/loan_0008.docx
+++ b/tests/corpus_v2/docs/loan_0008.docx
@@ -1224,6 +1224,28 @@
       </w:r>
       <w:r>
         <w:t xml:space="preserve">большинством в две трети голосов</w:t>
+      </w:r>
+      <w:r>
+        <w:t xml:space="preserve">.</w:t>
+      </w:r>
+    </w:p>
+    <w:p>
+      <w:r>
+        <w:t xml:space="preserve">6.9. Финансирование предоставляется частями; первым выбирается </w:t>
+      </w:r>
+      <w:r>
+        <w:t xml:space="preserve">транш «Со-единения»</w:t>
+      </w:r>
+      <w:r>
+        <w:t xml:space="preserve"> согласно графику выборки.</w:t>
+      </w:r>
+    </w:p>
+    <w:p>
+      <w:r>
+        <w:t xml:space="preserve">6.10. Порядок дальнейшей выборки: </w:t>
+      </w:r>
+      <w:r>
+        <w:t xml:space="preserve">программа «Со-единение» благотворительного фонда</w:t>
       </w:r>
       <w:r>
         <w:t xml:space="preserve">.</w:t>

--- a/tests/corpus_v2/docs/loan_0008.docx
+++ b/tests/corpus_v2/docs/loan_0008.docx
@@ -140,7 +140,7 @@
         <w:t xml:space="preserve">Выдача займа производится траншами; </w:t>
       </w:r>
       <w:r>
-        <w:t xml:space="preserve">количество траншей</w:t>
+        <w:t xml:space="preserve">размер каждого транша</w:t>
       </w:r>
       <w:r>
         <w:t xml:space="preserve"> согласуется Сторонами дополнительно.</w:t>
@@ -300,7 +300,7 @@
         <w:t xml:space="preserve">2.4. Порядок выборки: </w:t>
       </w:r>
       <w:r>
-        <w:t xml:space="preserve">график выдачи траншей</w:t>
+        <w:t xml:space="preserve">первый транш</w:t>
       </w:r>
       <w:r>
         <w:t xml:space="preserve"> определяется приложением к Договору.</w:t>

--- a/tests/corpus_v2/docs/loan_0008.docx
+++ b/tests/corpus_v2/docs/loan_0008.docx
@@ -1143,10 +1143,32 @@
     </w:p>
     <w:p>
       <w:r>
-        <w:t xml:space="preserve">6.1. Работы выполняются на основании ранее заключённого Договора № </w:t>
-      </w:r>
-      <w:r>
-        <w:t xml:space="preserve">2/17</w:t>
+        <w:t xml:space="preserve">6.1. Стороны ранее заключили </w:t>
+      </w:r>
+      <w:r>
+        <w:t xml:space="preserve">договор поставки</w:t>
+      </w:r>
+      <w:r>
+        <w:t xml:space="preserve"> на сопоставимых условиях.</w:t>
+      </w:r>
+    </w:p>
+    <w:p>
+      <w:r>
+        <w:t xml:space="preserve">6.2. Прочие условия: </w:t>
+      </w:r>
+      <w:r>
+        <w:t xml:space="preserve">реквизиты первичных документов приведены в приложении</w:t>
+      </w:r>
+      <w:r>
+        <w:t xml:space="preserve">.</w:t>
+      </w:r>
+    </w:p>
+    <w:p>
+      <w:r>
+        <w:t xml:space="preserve">6.3. Работы выполняются на основании ранее заключённого Договора № </w:t>
+      </w:r>
+      <w:r>
+        <w:t xml:space="preserve">01Ф-00034/16-124Д</w:t>
       </w:r>
       <w:r>
         <w:t xml:space="preserve"> между теми же сторонами.</w:t>
@@ -1154,29 +1176,73 @@
     </w:p>
     <w:p>
       <w:r>
-        <w:t xml:space="preserve">6.2. Первичные документы: </w:t>
-      </w:r>
-      <w:r>
-        <w:t xml:space="preserve">лицензия Л035-01298-77/00123456 Рособрнадзора</w:t>
-      </w:r>
-      <w:r>
-        <w:t xml:space="preserve">.</w:t>
-      </w:r>
-    </w:p>
-    <w:p>
-      <w:r>
-        <w:t xml:space="preserve">6.3. Запись о лицензии внесена в реестр за регистрационным номером </w:t>
-      </w:r>
-      <w:r>
-        <w:t xml:space="preserve">731004592</w:t>
-      </w:r>
-      <w:r>
-        <w:t xml:space="preserve">.</w:t>
-      </w:r>
-    </w:p>
-    <w:p>
-      <w:r>
-        <w:t xml:space="preserve">6.4. Внутренний учёт ведётся отдельно: </w:t>
+        <w:t xml:space="preserve">6.4. Первичные документы: </w:t>
+      </w:r>
+      <w:r>
+        <w:t xml:space="preserve">как указано в пункте 4.2 настоящего Договора</w:t>
+      </w:r>
+      <w:r>
+        <w:t xml:space="preserve">.</w:t>
+      </w:r>
+    </w:p>
+    <w:p>
+      <w:r>
+        <w:t xml:space="preserve">6.5. Паспорт гражданина Российской Федерации выдан </w:t>
+      </w:r>
+      <w:r>
+        <w:t xml:space="preserve">УМВД России по Владимирской области</w:t>
+      </w:r>
+      <w:r>
+        <w:t xml:space="preserve">, паспорт предъявлен при подписании.</w:t>
+      </w:r>
+    </w:p>
+    <w:p>
+      <w:r>
+        <w:t xml:space="preserve">6.6. Сопутствующие сведения: </w:t>
+      </w:r>
+      <w:r>
+        <w:t xml:space="preserve">паспорт выдан, реквизиты приведены в приложении</w:t>
+      </w:r>
+      <w:r>
+        <w:t xml:space="preserve">.</w:t>
+      </w:r>
+    </w:p>
+    <w:p>
+      <w:r>
+        <w:t xml:space="preserve">6.7. Запись о государственной регистрации внесена регистрирующим органом: </w:t>
+      </w:r>
+      <w:r>
+        <w:t xml:space="preserve">Инспекция ФНС России № 24 по г. Москве</w:t>
+      </w:r>
+      <w:r>
+        <w:t xml:space="preserve">.</w:t>
+      </w:r>
+    </w:p>
+    <w:p>
+      <w:r>
+        <w:t xml:space="preserve">6.8. Общие сведения о регистрации: </w:t>
+      </w:r>
+      <w:r>
+        <w:t xml:space="preserve">сведения о юридическом лице содержатся в ЕГРЮЛ</w:t>
+      </w:r>
+      <w:r>
+        <w:t xml:space="preserve">.</w:t>
+      </w:r>
+    </w:p>
+    <w:p>
+      <w:r>
+        <w:t xml:space="preserve">6.9. Запись о лицензии внесена в реестр за регистрационным номером </w:t>
+      </w:r>
+      <w:r>
+        <w:t xml:space="preserve">144625873</w:t>
+      </w:r>
+      <w:r>
+        <w:t xml:space="preserve">.</w:t>
+      </w:r>
+    </w:p>
+    <w:p>
+      <w:r>
+        <w:t xml:space="preserve">6.10. Внутренний учёт ведётся отдельно: </w:t>
       </w:r>
       <w:r>
         <w:t xml:space="preserve">сведения внесены в реестр, номер записи не присвоен</w:t>
@@ -1187,32 +1253,32 @@
     </w:p>
     <w:p>
       <w:r>
-        <w:t xml:space="preserve">6.5. Полномочия представителя подтверждены доверенностью, реестровый номер </w:t>
-      </w:r>
-      <w:r>
-        <w:t xml:space="preserve">78/1445-н/78-2022-12-7</w:t>
-      </w:r>
-      <w:r>
-        <w:t xml:space="preserve">.</w:t>
-      </w:r>
-    </w:p>
-    <w:p>
-      <w:r>
-        <w:t xml:space="preserve">6.6. Для сопоставления в учёте указывается: </w:t>
-      </w:r>
-      <w:r>
-        <w:t xml:space="preserve">срок действия 12/2024-06/2025</w:t>
-      </w:r>
-      <w:r>
-        <w:t xml:space="preserve">.</w:t>
-      </w:r>
-    </w:p>
-    <w:p>
-      <w:r>
-        <w:t xml:space="preserve">6.7. Решение принято большинством в </w:t>
-      </w:r>
-      <w:r>
-        <w:t xml:space="preserve">9 % уставного капитала общества</w:t>
+        <w:t xml:space="preserve">6.11. Полномочия представителя подтверждены доверенностью, реестровый номер </w:t>
+      </w:r>
+      <w:r>
+        <w:t xml:space="preserve">50/121-н/50-2023-4-88</w:t>
+      </w:r>
+      <w:r>
+        <w:t xml:space="preserve">.</w:t>
+      </w:r>
+    </w:p>
+    <w:p>
+      <w:r>
+        <w:t xml:space="preserve">6.12. Для сопоставления в учёте указывается: </w:t>
+      </w:r>
+      <w:r>
+        <w:t xml:space="preserve">пп. 4/5-1 и 7/2-3 Правил страхования</w:t>
+      </w:r>
+      <w:r>
+        <w:t xml:space="preserve">.</w:t>
+      </w:r>
+    </w:p>
+    <w:p>
+      <w:r>
+        <w:t xml:space="preserve">6.13. Решение принято большинством в </w:t>
+      </w:r>
+      <w:r>
+        <w:t xml:space="preserve">25,5 % голосов от общего числа</w:t>
       </w:r>
       <w:r>
         <w:t xml:space="preserve"> от общего числа голосов членов совета директоров.</w:t>
@@ -1220,7 +1286,7 @@
     </w:p>
     <w:p>
       <w:r>
-        <w:t xml:space="preserve">6.8. Кворум определяется уставом: </w:t>
+        <w:t xml:space="preserve">6.14. Кворум определяется уставом: </w:t>
       </w:r>
       <w:r>
         <w:t xml:space="preserve">большинством в две трети голосов</w:t>
@@ -1231,10 +1297,10 @@
     </w:p>
     <w:p>
       <w:r>
-        <w:t xml:space="preserve">6.9. Финансирование предоставляется частями; первым выбирается </w:t>
-      </w:r>
-      <w:r>
-        <w:t xml:space="preserve">транш «Со-единения»</w:t>
+        <w:t xml:space="preserve">6.15. Финансирование предоставляется частями; первым выбирается </w:t>
+      </w:r>
+      <w:r>
+        <w:t xml:space="preserve">транш «Оборотный»</w:t>
       </w:r>
       <w:r>
         <w:t xml:space="preserve"> согласно графику выборки.</w:t>
@@ -1242,7 +1308,7 @@
     </w:p>
     <w:p>
       <w:r>
-        <w:t xml:space="preserve">6.10. Порядок дальнейшей выборки: </w:t>
+        <w:t xml:space="preserve">6.16. Порядок дальнейшей выборки: </w:t>
       </w:r>
       <w:r>
         <w:t xml:space="preserve">программа «Со-единение» благотворительного фонда</w:t>

--- a/tests/corpus_v2/docs/loan_0008.docx
+++ b/tests/corpus_v2/docs/loan_0008.docx
@@ -36,7 +36,7 @@
         <w:t xml:space="preserve">     </w:t>
       </w:r>
       <w:r>
-        <w:t xml:space="preserve">«15» октября 2025 г.</w:t>
+        <w:t xml:space="preserve">пятнадцатого октября 2025 года</w:t>
       </w:r>
     </w:p>
     <w:p/>
